--- a/lessons/3-3/downloads/reveal/3.3-session-2-practice-form-b.docx
+++ b/lessons/3-3/downloads/reveal/3.3-session-2-practice-form-b.docx
@@ -15,7 +15,7 @@
         <w:rPr>
           <w:rFonts w:ascii="Avenir Next" w:hAnsi="Avenir Next" w:cs="Avenir Next" w:eastAsia="Avenir Next"/>
           <w:color w:val="1A1A1A"/>
-          <w:sz w:val="20"/>
+          <w:sz w:val="22"/>
           <w:szCs w:val="20"/>
         </w:rPr>
         <w:t xml:space="preserve">Name</w:t>
@@ -33,7 +33,7 @@
         <w:rPr>
           <w:rFonts w:ascii="Avenir Next" w:hAnsi="Avenir Next" w:cs="Avenir Next" w:eastAsia="Avenir Next"/>
           <w:color w:val="1A1A1A"/>
-          <w:sz w:val="20"/>
+          <w:sz w:val="22"/>
           <w:szCs w:val="20"/>
         </w:rPr>
         <w:t xml:space="preserve">   Date</w:t>
@@ -51,7 +51,7 @@
         <w:rPr>
           <w:rFonts w:ascii="Avenir Next" w:hAnsi="Avenir Next" w:cs="Avenir Next" w:eastAsia="Avenir Next"/>
           <w:color w:val="1A1A1A"/>
-          <w:sz w:val="20"/>
+          <w:sz w:val="22"/>
           <w:szCs w:val="20"/>
         </w:rPr>
         <w:t xml:space="preserve">   Period</w:t>
@@ -78,7 +78,7 @@
           <w:caps/>
           <w:color w:val="003A70"/>
           <w:spacing w:val="12"/>
-          <w:sz w:val="19"/>
+          <w:sz w:val="22"/>
           <w:szCs w:val="19"/>
         </w:rPr>
         <w:t xml:space="preserve">Lesson 3-3  ·  Session 2  ·  Practice  ·  Form B</w:t>
@@ -86,6 +86,7 @@
     </w:p>
     <w:p>
       <w:pPr>
+        <w:pStyle w:val="Heading1"/>
         <w:keepNext/>
         <w:spacing w:before="0" w:after="10" w:line="240" w:lineRule="auto"/>
       </w:pPr>
@@ -111,7 +112,7 @@
         <w:rPr>
           <w:rFonts w:ascii="Avenir Next" w:hAnsi="Avenir Next" w:cs="Avenir Next" w:eastAsia="Avenir Next"/>
           <w:color w:val="5A5F66"/>
-          <w:sz w:val="17"/>
+          <w:sz w:val="22"/>
           <w:szCs w:val="17"/>
         </w:rPr>
         <w:t xml:space="preserve">Learning target — I can use the bridge strategy to scale a ratio when I cannot multiply by a whole number.</w:t>
@@ -128,7 +129,7 @@
     </w:p>
     <w:p>
       <w:pPr>
-        <w:spacing w:before="0" w:after="0" w:line="60" w:lineRule="auto"/>
+        <w:spacing w:before="0" w:after="0" w:line="50" w:lineRule="exact"/>
       </w:pPr>
     </w:p>
     <w:tbl>
@@ -167,6 +168,7 @@
           </w:tcPr>
           <w:p>
             <w:pPr>
+              <w:pStyle w:val="Heading2"/>
               <w:spacing w:before="0" w:after="40" w:line="264" w:lineRule="auto"/>
             </w:pPr>
             <w:r>
@@ -194,27 +196,27 @@
                 <w:rFonts w:ascii="Avenir Next" w:hAnsi="Avenir Next" w:cs="Avenir Next" w:eastAsia="Avenir Next"/>
                 <w:b/>
                 <w:color w:val="003A70"/>
+                <w:sz w:val="22"/>
+                <w:szCs w:val="18"/>
+              </w:rPr>
+              <w:t xml:space="preserve">•</w:t>
+            </w:r>
+            <w:r>
+              <w:rPr>
+                <w:rFonts w:ascii="Avenir Next" w:hAnsi="Avenir Next" w:cs="Avenir Next" w:eastAsia="Avenir Next"/>
+                <w:color w:val="1A1A1A"/>
                 <w:sz w:val="18"/>
                 <w:szCs w:val="18"/>
               </w:rPr>
-              <w:t xml:space="preserve">•</w:t>
-            </w:r>
-            <w:r>
-              <w:rPr>
-                <w:rFonts w:ascii="Avenir Next" w:hAnsi="Avenir Next" w:cs="Avenir Next" w:eastAsia="Avenir Next"/>
-                <w:color w:val="1A1A1A"/>
-                <w:sz w:val="18"/>
+              <w:tab/>
+            </w:r>
+            <w:r>
+              <w:rPr>
+                <w:rFonts w:ascii="Avenir Next" w:hAnsi="Avenir Next" w:cs="Avenir Next" w:eastAsia="Avenir Next"/>
+                <w:color w:val="1A1A1A"/>
+                <w:sz w:val="22"/>
                 <w:szCs w:val="18"/>
               </w:rPr>
-              <w:tab/>
-            </w:r>
-            <w:r>
-              <w:rPr>
-                <w:rFonts w:ascii="Avenir Next" w:hAnsi="Avenir Next" w:cs="Avenir Next" w:eastAsia="Avenir Next"/>
-                <w:color w:val="1A1A1A"/>
-                <w:sz w:val="18"/>
-                <w:szCs w:val="18"/>
-              </w:rPr>
               <w:t xml:space="preserve">No whole number takes you to the target? </w:t>
             </w:r>
             <w:r>
@@ -222,7 +224,7 @@
                 <w:rFonts w:ascii="Avenir Next" w:hAnsi="Avenir Next" w:cs="Avenir Next" w:eastAsia="Avenir Next"/>
                 <w:b/>
                 <w:color w:val="1A1A1A"/>
-                <w:sz w:val="18"/>
+                <w:sz w:val="22"/>
                 <w:szCs w:val="18"/>
               </w:rPr>
               <w:t xml:space="preserve">Build a bridge.</w:t>
@@ -241,54 +243,54 @@
                 <w:rFonts w:ascii="Avenir Next" w:hAnsi="Avenir Next" w:cs="Avenir Next" w:eastAsia="Avenir Next"/>
                 <w:b/>
                 <w:color w:val="003A70"/>
+                <w:sz w:val="22"/>
+                <w:szCs w:val="18"/>
+              </w:rPr>
+              <w:t xml:space="preserve">•</w:t>
+            </w:r>
+            <w:r>
+              <w:rPr>
+                <w:rFonts w:ascii="Avenir Next" w:hAnsi="Avenir Next" w:cs="Avenir Next" w:eastAsia="Avenir Next"/>
+                <w:color w:val="1A1A1A"/>
                 <w:sz w:val="18"/>
                 <w:szCs w:val="18"/>
               </w:rPr>
-              <w:t xml:space="preserve">•</w:t>
-            </w:r>
-            <w:r>
-              <w:rPr>
-                <w:rFonts w:ascii="Avenir Next" w:hAnsi="Avenir Next" w:cs="Avenir Next" w:eastAsia="Avenir Next"/>
-                <w:color w:val="1A1A1A"/>
-                <w:sz w:val="18"/>
+              <w:tab/>
+            </w:r>
+            <w:r>
+              <w:rPr>
+                <w:rFonts w:ascii="Avenir Next" w:hAnsi="Avenir Next" w:cs="Avenir Next" w:eastAsia="Avenir Next"/>
+                <w:b/>
+                <w:color w:val="1A1A1A"/>
+                <w:sz w:val="22"/>
                 <w:szCs w:val="18"/>
               </w:rPr>
-              <w:tab/>
-            </w:r>
-            <w:r>
-              <w:rPr>
-                <w:rFonts w:ascii="Avenir Next" w:hAnsi="Avenir Next" w:cs="Avenir Next" w:eastAsia="Avenir Next"/>
-                <w:b/>
-                <w:color w:val="1A1A1A"/>
-                <w:sz w:val="18"/>
+              <w:t xml:space="preserve">Divide</w:t>
+            </w:r>
+            <w:r>
+              <w:rPr>
+                <w:rFonts w:ascii="Avenir Next" w:hAnsi="Avenir Next" w:cs="Avenir Next" w:eastAsia="Avenir Next"/>
+                <w:color w:val="1A1A1A"/>
+                <w:sz w:val="22"/>
                 <w:szCs w:val="18"/>
               </w:rPr>
-              <w:t xml:space="preserve">Divide</w:t>
-            </w:r>
-            <w:r>
-              <w:rPr>
-                <w:rFonts w:ascii="Avenir Next" w:hAnsi="Avenir Next" w:cs="Avenir Next" w:eastAsia="Avenir Next"/>
-                <w:color w:val="1A1A1A"/>
-                <w:sz w:val="18"/>
+              <w:t xml:space="preserve"> both terms down to a smaller equivalent ratio, then </w:t>
+            </w:r>
+            <w:r>
+              <w:rPr>
+                <w:rFonts w:ascii="Avenir Next" w:hAnsi="Avenir Next" w:cs="Avenir Next" w:eastAsia="Avenir Next"/>
+                <w:b/>
+                <w:color w:val="1A1A1A"/>
+                <w:sz w:val="22"/>
                 <w:szCs w:val="18"/>
               </w:rPr>
-              <w:t xml:space="preserve"> both terms down to a smaller equivalent ratio, then </w:t>
-            </w:r>
-            <w:r>
-              <w:rPr>
-                <w:rFonts w:ascii="Avenir Next" w:hAnsi="Avenir Next" w:cs="Avenir Next" w:eastAsia="Avenir Next"/>
-                <w:b/>
-                <w:color w:val="1A1A1A"/>
-                <w:sz w:val="18"/>
-                <w:szCs w:val="18"/>
-              </w:rPr>
               <w:t xml:space="preserve">multiply</w:t>
             </w:r>
             <w:r>
               <w:rPr>
                 <w:rFonts w:ascii="Avenir Next" w:hAnsi="Avenir Next" w:cs="Avenir Next" w:eastAsia="Avenir Next"/>
                 <w:color w:val="1A1A1A"/>
-                <w:sz w:val="18"/>
+                <w:sz w:val="22"/>
                 <w:szCs w:val="18"/>
               </w:rPr>
               <w:t xml:space="preserve"> both terms up to the target.</w:t>
@@ -307,44 +309,44 @@
                 <w:rFonts w:ascii="Avenir Next" w:hAnsi="Avenir Next" w:cs="Avenir Next" w:eastAsia="Avenir Next"/>
                 <w:b/>
                 <w:color w:val="003A70"/>
+                <w:sz w:val="22"/>
+                <w:szCs w:val="18"/>
+              </w:rPr>
+              <w:t xml:space="preserve">•</w:t>
+            </w:r>
+            <w:r>
+              <w:rPr>
+                <w:rFonts w:ascii="Avenir Next" w:hAnsi="Avenir Next" w:cs="Avenir Next" w:eastAsia="Avenir Next"/>
+                <w:color w:val="1A1A1A"/>
                 <w:sz w:val="18"/>
                 <w:szCs w:val="18"/>
               </w:rPr>
-              <w:t xml:space="preserve">•</w:t>
-            </w:r>
-            <w:r>
-              <w:rPr>
-                <w:rFonts w:ascii="Avenir Next" w:hAnsi="Avenir Next" w:cs="Avenir Next" w:eastAsia="Avenir Next"/>
-                <w:color w:val="1A1A1A"/>
-                <w:sz w:val="18"/>
+              <w:tab/>
+            </w:r>
+            <w:r>
+              <w:rPr>
+                <w:rFonts w:ascii="Avenir Next" w:hAnsi="Avenir Next" w:cs="Avenir Next" w:eastAsia="Avenir Next"/>
+                <w:color w:val="1A1A1A"/>
+                <w:sz w:val="22"/>
                 <w:szCs w:val="18"/>
               </w:rPr>
-              <w:tab/>
-            </w:r>
-            <w:r>
-              <w:rPr>
-                <w:rFonts w:ascii="Avenir Next" w:hAnsi="Avenir Next" w:cs="Avenir Next" w:eastAsia="Avenir Next"/>
-                <w:color w:val="1A1A1A"/>
-                <w:sz w:val="18"/>
+              <w:t xml:space="preserve">If needed, bridge all the way to </w:t>
+            </w:r>
+            <w:r>
+              <w:rPr>
+                <w:rFonts w:ascii="Avenir Next" w:hAnsi="Avenir Next" w:cs="Avenir Next" w:eastAsia="Avenir Next"/>
+                <w:b/>
+                <w:color w:val="1A1A1A"/>
+                <w:sz w:val="22"/>
                 <w:szCs w:val="18"/>
               </w:rPr>
-              <w:t xml:space="preserve">If needed, bridge all the way to </w:t>
-            </w:r>
-            <w:r>
-              <w:rPr>
-                <w:rFonts w:ascii="Avenir Next" w:hAnsi="Avenir Next" w:cs="Avenir Next" w:eastAsia="Avenir Next"/>
-                <w:b/>
-                <w:color w:val="1A1A1A"/>
-                <w:sz w:val="18"/>
-                <w:szCs w:val="18"/>
-              </w:rPr>
               <w:t xml:space="preserve">1</w:t>
             </w:r>
             <w:r>
               <w:rPr>
                 <w:rFonts w:ascii="Avenir Next" w:hAnsi="Avenir Next" w:cs="Avenir Next" w:eastAsia="Avenir Next"/>
                 <w:color w:val="1A1A1A"/>
-                <w:sz w:val="18"/>
+                <w:sz w:val="22"/>
                 <w:szCs w:val="18"/>
               </w:rPr>
               <w:t xml:space="preserve">: 5 : 12 becomes 1 : 2.4.</w:t>
@@ -359,6 +361,7 @@
           </w:tcPr>
           <w:p>
             <w:pPr>
+              <w:pStyle w:val="Heading2"/>
               <w:spacing w:before="0" w:after="40" w:line="264" w:lineRule="auto"/>
             </w:pPr>
             <w:r>
@@ -381,7 +384,7 @@
               <w:rPr>
                 <w:rFonts w:ascii="Avenir Next" w:hAnsi="Avenir Next" w:cs="Avenir Next" w:eastAsia="Avenir Next"/>
                 <w:color w:val="1A1A1A"/>
-                <w:sz w:val="17"/>
+                <w:sz w:val="22"/>
                 <w:szCs w:val="17"/>
               </w:rPr>
               <w:t xml:space="preserve">A trail mix uses 6 cups of nuts for every 8 cups of raisins. How many cups of raisins go with 15 cups of nuts?</w:t>
@@ -400,25 +403,25 @@
                 <w:rFonts w:ascii="Avenir Next" w:hAnsi="Avenir Next" w:cs="Avenir Next" w:eastAsia="Avenir Next"/>
                 <w:b/>
                 <w:color w:val="003A70"/>
+                <w:sz w:val="22"/>
+                <w:szCs w:val="17"/>
+              </w:rPr>
+              <w:t xml:space="preserve">Step 1</w:t>
+            </w:r>
+            <w:r>
+              <w:rPr>
+                <w:rFonts w:ascii="Avenir Next" w:hAnsi="Avenir Next" w:cs="Avenir Next" w:eastAsia="Avenir Next"/>
+                <w:color w:val="1A1A1A"/>
                 <w:sz w:val="17"/>
                 <w:szCs w:val="17"/>
               </w:rPr>
-              <w:t xml:space="preserve">Step 1</w:t>
-            </w:r>
-            <w:r>
-              <w:rPr>
-                <w:rFonts w:ascii="Avenir Next" w:hAnsi="Avenir Next" w:cs="Avenir Next" w:eastAsia="Avenir Next"/>
-                <w:color w:val="1A1A1A"/>
-                <w:sz w:val="17"/>
-                <w:szCs w:val="17"/>
-              </w:rPr>
               <w:tab/>
             </w:r>
             <w:r>
               <w:rPr>
                 <w:rFonts w:ascii="Avenir Next" w:hAnsi="Avenir Next" w:cs="Avenir Next" w:eastAsia="Avenir Next"/>
                 <w:color w:val="1A1A1A"/>
-                <w:sz w:val="17"/>
+                <w:sz w:val="22"/>
                 <w:szCs w:val="17"/>
               </w:rPr>
               <w:t xml:space="preserve">6 × a whole number never equals 15.</w:t>
@@ -437,25 +440,25 @@
                 <w:rFonts w:ascii="Avenir Next" w:hAnsi="Avenir Next" w:cs="Avenir Next" w:eastAsia="Avenir Next"/>
                 <w:b/>
                 <w:color w:val="003A70"/>
+                <w:sz w:val="22"/>
+                <w:szCs w:val="17"/>
+              </w:rPr>
+              <w:t xml:space="preserve">Step 2</w:t>
+            </w:r>
+            <w:r>
+              <w:rPr>
+                <w:rFonts w:ascii="Avenir Next" w:hAnsi="Avenir Next" w:cs="Avenir Next" w:eastAsia="Avenir Next"/>
+                <w:color w:val="1A1A1A"/>
                 <w:sz w:val="17"/>
                 <w:szCs w:val="17"/>
               </w:rPr>
-              <w:t xml:space="preserve">Step 2</w:t>
-            </w:r>
-            <w:r>
-              <w:rPr>
-                <w:rFonts w:ascii="Avenir Next" w:hAnsi="Avenir Next" w:cs="Avenir Next" w:eastAsia="Avenir Next"/>
-                <w:color w:val="1A1A1A"/>
-                <w:sz w:val="17"/>
-                <w:szCs w:val="17"/>
-              </w:rPr>
               <w:tab/>
             </w:r>
             <w:r>
               <w:rPr>
                 <w:rFonts w:ascii="Avenir Next" w:hAnsi="Avenir Next" w:cs="Avenir Next" w:eastAsia="Avenir Next"/>
                 <w:color w:val="1A1A1A"/>
-                <w:sz w:val="17"/>
+                <w:sz w:val="22"/>
                 <w:szCs w:val="17"/>
               </w:rPr>
               <w:t xml:space="preserve">Bridge down: 6 : 8 ÷ 2 = 3 : 4.</w:t>
@@ -474,25 +477,25 @@
                 <w:rFonts w:ascii="Avenir Next" w:hAnsi="Avenir Next" w:cs="Avenir Next" w:eastAsia="Avenir Next"/>
                 <w:b/>
                 <w:color w:val="003A70"/>
+                <w:sz w:val="22"/>
+                <w:szCs w:val="17"/>
+              </w:rPr>
+              <w:t xml:space="preserve">Step 3</w:t>
+            </w:r>
+            <w:r>
+              <w:rPr>
+                <w:rFonts w:ascii="Avenir Next" w:hAnsi="Avenir Next" w:cs="Avenir Next" w:eastAsia="Avenir Next"/>
+                <w:color w:val="1A1A1A"/>
                 <w:sz w:val="17"/>
                 <w:szCs w:val="17"/>
               </w:rPr>
-              <w:t xml:space="preserve">Step 3</w:t>
-            </w:r>
-            <w:r>
-              <w:rPr>
-                <w:rFonts w:ascii="Avenir Next" w:hAnsi="Avenir Next" w:cs="Avenir Next" w:eastAsia="Avenir Next"/>
-                <w:color w:val="1A1A1A"/>
-                <w:sz w:val="17"/>
-                <w:szCs w:val="17"/>
-              </w:rPr>
               <w:tab/>
             </w:r>
             <w:r>
               <w:rPr>
                 <w:rFonts w:ascii="Avenir Next" w:hAnsi="Avenir Next" w:cs="Avenir Next" w:eastAsia="Avenir Next"/>
                 <w:color w:val="1A1A1A"/>
-                <w:sz w:val="17"/>
+                <w:sz w:val="22"/>
                 <w:szCs w:val="17"/>
               </w:rPr>
               <w:t xml:space="preserve">Scale up: 3 : 4 × 5 = 15 : 20.</w:t>
@@ -511,18 +514,18 @@
                 <w:rFonts w:ascii="Avenir Next" w:hAnsi="Avenir Next" w:cs="Avenir Next" w:eastAsia="Avenir Next"/>
                 <w:b/>
                 <w:color w:val="1A1A1A"/>
+                <w:sz w:val="22"/>
+                <w:szCs w:val="17"/>
+              </w:rPr>
+              <w:t xml:space="preserve">Answer</w:t>
+            </w:r>
+            <w:r>
+              <w:rPr>
+                <w:rFonts w:ascii="Avenir Next" w:hAnsi="Avenir Next" w:cs="Avenir Next" w:eastAsia="Avenir Next"/>
+                <w:color w:val="1A1A1A"/>
                 <w:sz w:val="17"/>
                 <w:szCs w:val="17"/>
               </w:rPr>
-              <w:t xml:space="preserve">Answer</w:t>
-            </w:r>
-            <w:r>
-              <w:rPr>
-                <w:rFonts w:ascii="Avenir Next" w:hAnsi="Avenir Next" w:cs="Avenir Next" w:eastAsia="Avenir Next"/>
-                <w:color w:val="1A1A1A"/>
-                <w:sz w:val="17"/>
-                <w:szCs w:val="17"/>
-              </w:rPr>
               <w:tab/>
             </w:r>
             <w:r>
@@ -530,7 +533,7 @@
                 <w:rFonts w:ascii="Avenir Next" w:hAnsi="Avenir Next" w:cs="Avenir Next" w:eastAsia="Avenir Next"/>
                 <w:b/>
                 <w:color w:val="1A1A1A"/>
-                <w:sz w:val="17"/>
+                <w:sz w:val="22"/>
                 <w:szCs w:val="17"/>
               </w:rPr>
               <w:t xml:space="preserve">20 cups of raisins</w:t>
@@ -559,7 +562,7 @@
           <w:rFonts w:ascii="Avenir Next" w:hAnsi="Avenir Next" w:cs="Avenir Next" w:eastAsia="Avenir Next"/>
           <w:b/>
           <w:color w:val="1A1A1A"/>
-          <w:sz w:val="17"/>
+          <w:sz w:val="22"/>
           <w:szCs w:val="17"/>
         </w:rPr>
         <w:t xml:space="preserve">bridge ratio</w:t>
@@ -569,7 +572,7 @@
           <w:rFonts w:ascii="Avenir Next" w:hAnsi="Avenir Next" w:cs="Avenir Next" w:eastAsia="Avenir Next"/>
           <w:i/>
           <w:color w:val="5A5F66"/>
-          <w:sz w:val="17"/>
+          <w:sz w:val="22"/>
           <w:szCs w:val="17"/>
         </w:rPr>
         <w:t xml:space="preserve"> (razón puente)</w:t>
@@ -578,7 +581,7 @@
         <w:rPr>
           <w:rFonts w:ascii="Avenir Next" w:hAnsi="Avenir Next" w:cs="Avenir Next" w:eastAsia="Avenir Next"/>
           <w:color w:val="5A5F66"/>
-          <w:sz w:val="17"/>
+          <w:sz w:val="22"/>
           <w:szCs w:val="17"/>
         </w:rPr>
         <w:t xml:space="preserve">   ·   </w:t>
@@ -588,7 +591,7 @@
           <w:rFonts w:ascii="Avenir Next" w:hAnsi="Avenir Next" w:cs="Avenir Next" w:eastAsia="Avenir Next"/>
           <w:b/>
           <w:color w:val="1A1A1A"/>
-          <w:sz w:val="17"/>
+          <w:sz w:val="22"/>
           <w:szCs w:val="17"/>
         </w:rPr>
         <w:t xml:space="preserve">simplify</w:t>
@@ -598,7 +601,7 @@
           <w:rFonts w:ascii="Avenir Next" w:hAnsi="Avenir Next" w:cs="Avenir Next" w:eastAsia="Avenir Next"/>
           <w:i/>
           <w:color w:val="5A5F66"/>
-          <w:sz w:val="17"/>
+          <w:sz w:val="22"/>
           <w:szCs w:val="17"/>
         </w:rPr>
         <w:t xml:space="preserve"> (simplificar)</w:t>
@@ -607,7 +610,7 @@
         <w:rPr>
           <w:rFonts w:ascii="Avenir Next" w:hAnsi="Avenir Next" w:cs="Avenir Next" w:eastAsia="Avenir Next"/>
           <w:color w:val="5A5F66"/>
-          <w:sz w:val="17"/>
+          <w:sz w:val="22"/>
           <w:szCs w:val="17"/>
         </w:rPr>
         <w:t xml:space="preserve">   ·   </w:t>
@@ -617,7 +620,7 @@
           <w:rFonts w:ascii="Avenir Next" w:hAnsi="Avenir Next" w:cs="Avenir Next" w:eastAsia="Avenir Next"/>
           <w:b/>
           <w:color w:val="1A1A1A"/>
-          <w:sz w:val="17"/>
+          <w:sz w:val="22"/>
           <w:szCs w:val="17"/>
         </w:rPr>
         <w:t xml:space="preserve">greatest common factor</w:t>
@@ -627,7 +630,7 @@
           <w:rFonts w:ascii="Avenir Next" w:hAnsi="Avenir Next" w:cs="Avenir Next" w:eastAsia="Avenir Next"/>
           <w:i/>
           <w:color w:val="5A5F66"/>
-          <w:sz w:val="17"/>
+          <w:sz w:val="22"/>
           <w:szCs w:val="17"/>
         </w:rPr>
         <w:t xml:space="preserve"> (máximo común divisor)</w:t>
@@ -635,6 +638,7 @@
     </w:p>
     <w:p>
       <w:pPr>
+        <w:pStyle w:val="Heading2"/>
         <w:keepNext/>
         <w:pBdr>
           <w:bottom w:val="single" w:sz="8" w:space="3" w:color="003A70"/>
@@ -650,7 +654,7 @@
           <w:b/>
           <w:color w:val="003A70"/>
           <w:spacing w:val="14"/>
-          <w:sz w:val="19"/>
+          <w:sz w:val="22"/>
           <w:szCs w:val="19"/>
         </w:rPr>
         <w:t xml:space="preserve">PRACTICE</w:t>
@@ -669,7 +673,7 @@
           <w:rFonts w:ascii="Avenir Next" w:hAnsi="Avenir Next" w:cs="Avenir Next" w:eastAsia="Avenir Next"/>
           <w:i/>
           <w:color w:val="5A5F66"/>
-          <w:sz w:val="17"/>
+          <w:sz w:val="22"/>
           <w:szCs w:val="17"/>
         </w:rPr>
         <w:t xml:space="preserve">show your work · label units</w:t>
@@ -677,7 +681,7 @@
     </w:p>
     <w:p>
       <w:pPr>
-        <w:spacing w:before="0" w:after="0" w:line="20" w:lineRule="exact"/>
+        <w:spacing w:before="0" w:after="0" w:line="50" w:lineRule="exact"/>
       </w:pPr>
     </w:p>
     <w:tbl>
@@ -727,25 +731,25 @@
                 <w:rFonts w:ascii="Avenir Next" w:hAnsi="Avenir Next" w:cs="Avenir Next" w:eastAsia="Avenir Next"/>
                 <w:b/>
                 <w:color w:val="1A1A1A"/>
+                <w:sz w:val="22"/>
+                <w:szCs w:val="20"/>
+              </w:rPr>
+              <w:t xml:space="preserve">1.</w:t>
+            </w:r>
+            <w:r>
+              <w:rPr>
+                <w:rFonts w:ascii="Avenir Next" w:hAnsi="Avenir Next" w:cs="Avenir Next" w:eastAsia="Avenir Next"/>
+                <w:color w:val="1A1A1A"/>
                 <w:sz w:val="20"/>
                 <w:szCs w:val="20"/>
               </w:rPr>
-              <w:t xml:space="preserve">1.</w:t>
-            </w:r>
-            <w:r>
-              <w:rPr>
-                <w:rFonts w:ascii="Avenir Next" w:hAnsi="Avenir Next" w:cs="Avenir Next" w:eastAsia="Avenir Next"/>
-                <w:color w:val="1A1A1A"/>
-                <w:sz w:val="20"/>
-                <w:szCs w:val="20"/>
-              </w:rPr>
               <w:tab/>
             </w:r>
             <w:r>
               <w:rPr>
                 <w:rFonts w:ascii="Avenir Next" w:hAnsi="Avenir Next" w:cs="Avenir Next" w:eastAsia="Avenir Next"/>
                 <w:color w:val="1A1A1A"/>
-                <w:sz w:val="20"/>
+                <w:sz w:val="22"/>
                 <w:szCs w:val="20"/>
               </w:rPr>
               <w:t xml:space="preserve">Divide both terms by their GCF to write each bridge ratio.</w:t>
@@ -800,7 +804,7 @@
                       <w:rFonts w:ascii="Avenir Next" w:hAnsi="Avenir Next" w:cs="Avenir Next" w:eastAsia="Avenir Next"/>
                       <w:b/>
                       <w:color w:val="003A70"/>
-                      <w:sz w:val="20"/>
+                      <w:sz w:val="22"/>
                       <w:szCs w:val="20"/>
                     </w:rPr>
                     <w:t xml:space="preserve">a.</w:t>
@@ -818,7 +822,7 @@
                     <w:rPr>
                       <w:rFonts w:ascii="Avenir Next" w:hAnsi="Avenir Next" w:cs="Avenir Next" w:eastAsia="Avenir Next"/>
                       <w:color w:val="1A1A1A"/>
-                      <w:sz w:val="20"/>
+                      <w:sz w:val="22"/>
                       <w:szCs w:val="20"/>
                     </w:rPr>
                     <w:t xml:space="preserve">6 : 10 =</w:t>
@@ -862,7 +866,7 @@
                       <w:rFonts w:ascii="Avenir Next" w:hAnsi="Avenir Next" w:cs="Avenir Next" w:eastAsia="Avenir Next"/>
                       <w:b/>
                       <w:color w:val="003A70"/>
-                      <w:sz w:val="20"/>
+                      <w:sz w:val="22"/>
                       <w:szCs w:val="20"/>
                     </w:rPr>
                     <w:t xml:space="preserve">b.</w:t>
@@ -880,7 +884,7 @@
                     <w:rPr>
                       <w:rFonts w:ascii="Avenir Next" w:hAnsi="Avenir Next" w:cs="Avenir Next" w:eastAsia="Avenir Next"/>
                       <w:color w:val="1A1A1A"/>
-                      <w:sz w:val="20"/>
+                      <w:sz w:val="22"/>
                       <w:szCs w:val="20"/>
                     </w:rPr>
                     <w:t xml:space="preserve">14 : 21 =</w:t>
@@ -930,7 +934,7 @@
                       <w:rFonts w:ascii="Avenir Next" w:hAnsi="Avenir Next" w:cs="Avenir Next" w:eastAsia="Avenir Next"/>
                       <w:b/>
                       <w:color w:val="003A70"/>
-                      <w:sz w:val="20"/>
+                      <w:sz w:val="22"/>
                       <w:szCs w:val="20"/>
                     </w:rPr>
                     <w:t xml:space="preserve">c.</w:t>
@@ -948,7 +952,7 @@
                     <w:rPr>
                       <w:rFonts w:ascii="Avenir Next" w:hAnsi="Avenir Next" w:cs="Avenir Next" w:eastAsia="Avenir Next"/>
                       <w:color w:val="1A1A1A"/>
-                      <w:sz w:val="20"/>
+                      <w:sz w:val="22"/>
                       <w:szCs w:val="20"/>
                     </w:rPr>
                     <w:t xml:space="preserve">18 : 24 =</w:t>
@@ -992,7 +996,7 @@
                       <w:rFonts w:ascii="Avenir Next" w:hAnsi="Avenir Next" w:cs="Avenir Next" w:eastAsia="Avenir Next"/>
                       <w:b/>
                       <w:color w:val="003A70"/>
-                      <w:sz w:val="20"/>
+                      <w:sz w:val="22"/>
                       <w:szCs w:val="20"/>
                     </w:rPr>
                     <w:t xml:space="preserve">d.</w:t>
@@ -1010,7 +1014,7 @@
                     <w:rPr>
                       <w:rFonts w:ascii="Avenir Next" w:hAnsi="Avenir Next" w:cs="Avenir Next" w:eastAsia="Avenir Next"/>
                       <w:color w:val="1A1A1A"/>
-                      <w:sz w:val="20"/>
+                      <w:sz w:val="22"/>
                       <w:szCs w:val="20"/>
                     </w:rPr>
                     <w:t xml:space="preserve">20 : 45 =</w:t>
@@ -1040,7 +1044,7 @@
           </w:tbl>
           <w:p>
             <w:pPr>
-              <w:spacing w:before="0" w:after="0" w:line="24" w:lineRule="auto"/>
+              <w:spacing w:before="0" w:after="0" w:line="50" w:lineRule="exact"/>
             </w:pPr>
           </w:p>
         </w:tc>
@@ -1048,12 +1052,12 @@
     </w:tbl>
     <w:p>
       <w:pPr>
-        <w:spacing w:before="0" w:after="0" w:line="20" w:lineRule="exact"/>
+        <w:spacing w:before="0" w:after="0" w:line="50" w:lineRule="exact"/>
       </w:pPr>
     </w:p>
     <w:p>
       <w:pPr>
-        <w:spacing w:before="0" w:after="0" w:line="20" w:lineRule="exact"/>
+        <w:spacing w:before="0" w:after="0" w:line="50" w:lineRule="exact"/>
       </w:pPr>
     </w:p>
     <w:tbl>
@@ -1103,18 +1107,18 @@
                 <w:rFonts w:ascii="Avenir Next" w:hAnsi="Avenir Next" w:cs="Avenir Next" w:eastAsia="Avenir Next"/>
                 <w:b/>
                 <w:color w:val="1A1A1A"/>
+                <w:sz w:val="22"/>
+                <w:szCs w:val="20"/>
+              </w:rPr>
+              <w:t xml:space="preserve">2.</w:t>
+            </w:r>
+            <w:r>
+              <w:rPr>
+                <w:rFonts w:ascii="Avenir Next" w:hAnsi="Avenir Next" w:cs="Avenir Next" w:eastAsia="Avenir Next"/>
+                <w:color w:val="1A1A1A"/>
                 <w:sz w:val="20"/>
                 <w:szCs w:val="20"/>
               </w:rPr>
-              <w:t xml:space="preserve">2.</w:t>
-            </w:r>
-            <w:r>
-              <w:rPr>
-                <w:rFonts w:ascii="Avenir Next" w:hAnsi="Avenir Next" w:cs="Avenir Next" w:eastAsia="Avenir Next"/>
-                <w:color w:val="1A1A1A"/>
-                <w:sz w:val="20"/>
-                <w:szCs w:val="20"/>
-              </w:rPr>
               <w:tab/>
             </w:r>
             <w:r>
@@ -1122,7 +1126,7 @@
                 <w:rFonts w:ascii="Avenir Next" w:hAnsi="Avenir Next" w:cs="Avenir Next" w:eastAsia="Avenir Next"/>
                 <w:b/>
                 <w:color w:val="1A1A1A"/>
-                <w:sz w:val="20"/>
+                <w:sz w:val="22"/>
                 <w:szCs w:val="20"/>
               </w:rPr>
               <w:t xml:space="preserve">Green Paint.  </w:t>
@@ -1131,7 +1135,7 @@
               <w:rPr>
                 <w:rFonts w:ascii="Avenir Next" w:hAnsi="Avenir Next" w:cs="Avenir Next" w:eastAsia="Avenir Next"/>
                 <w:color w:val="1A1A1A"/>
-                <w:sz w:val="20"/>
+                <w:sz w:val="22"/>
                 <w:szCs w:val="20"/>
               </w:rPr>
               <w:t xml:space="preserve">Green paint uses 6 cups of blue for every 10 cups of yellow. Use the bridge column to find the yellow for 9 cups of blue.</w:t>
@@ -1148,7 +1152,7 @@
                 <w:rFonts w:ascii="Avenir Next" w:hAnsi="Avenir Next" w:cs="Avenir Next" w:eastAsia="Avenir Next"/>
                 <w:b/>
                 <w:color w:val="003A70"/>
-                <w:sz w:val="17"/>
+                <w:sz w:val="22"/>
                 <w:szCs w:val="17"/>
               </w:rPr>
               <w:t xml:space="preserve">Hint  </w:t>
@@ -1158,7 +1162,7 @@
                 <w:rFonts w:ascii="Avenir Next" w:hAnsi="Avenir Next" w:cs="Avenir Next" w:eastAsia="Avenir Next"/>
                 <w:i/>
                 <w:color w:val="5A5F66"/>
-                <w:sz w:val="17"/>
+                <w:sz w:val="22"/>
                 <w:szCs w:val="17"/>
               </w:rPr>
               <w:t xml:space="preserve">Divide by 2 to fill the bridge, then multiply by 3.</w:t>
@@ -1213,7 +1217,7 @@
                       <w:rFonts w:ascii="Avenir Next" w:hAnsi="Avenir Next" w:cs="Avenir Next" w:eastAsia="Avenir Next"/>
                       <w:b/>
                       <w:color w:val="1A1A1A"/>
-                      <w:sz w:val="19"/>
+                      <w:sz w:val="22"/>
                       <w:szCs w:val="19"/>
                     </w:rPr>
                     <w:t xml:space="preserve">Blue (cups)</w:t>
@@ -1234,7 +1238,7 @@
                     <w:rPr>
                       <w:rFonts w:ascii="Avenir Next" w:hAnsi="Avenir Next" w:cs="Avenir Next" w:eastAsia="Avenir Next"/>
                       <w:color w:val="1A1A1A"/>
-                      <w:sz w:val="19"/>
+                      <w:sz w:val="22"/>
                       <w:szCs w:val="19"/>
                     </w:rPr>
                     <w:t xml:space="preserve">6</w:t>
@@ -1255,7 +1259,7 @@
                     <w:rPr>
                       <w:rFonts w:ascii="Avenir Next" w:hAnsi="Avenir Next" w:cs="Avenir Next" w:eastAsia="Avenir Next"/>
                       <w:color w:val="1A1A1A"/>
-                      <w:sz w:val="19"/>
+                      <w:sz w:val="22"/>
                       <w:szCs w:val="19"/>
                     </w:rPr>
                     <w:t xml:space="preserve">3</w:t>
@@ -1276,7 +1280,7 @@
                     <w:rPr>
                       <w:rFonts w:ascii="Avenir Next" w:hAnsi="Avenir Next" w:cs="Avenir Next" w:eastAsia="Avenir Next"/>
                       <w:color w:val="1A1A1A"/>
-                      <w:sz w:val="19"/>
+                      <w:sz w:val="22"/>
                       <w:szCs w:val="19"/>
                     </w:rPr>
                     <w:t xml:space="preserve">9</w:t>
@@ -1305,7 +1309,7 @@
                       <w:rFonts w:ascii="Avenir Next" w:hAnsi="Avenir Next" w:cs="Avenir Next" w:eastAsia="Avenir Next"/>
                       <w:b/>
                       <w:color w:val="1A1A1A"/>
-                      <w:sz w:val="19"/>
+                      <w:sz w:val="22"/>
                       <w:szCs w:val="19"/>
                     </w:rPr>
                     <w:t xml:space="preserve">Yellow (cups)</w:t>
@@ -1326,7 +1330,7 @@
                     <w:rPr>
                       <w:rFonts w:ascii="Avenir Next" w:hAnsi="Avenir Next" w:cs="Avenir Next" w:eastAsia="Avenir Next"/>
                       <w:color w:val="1A1A1A"/>
-                      <w:sz w:val="19"/>
+                      <w:sz w:val="22"/>
                       <w:szCs w:val="19"/>
                     </w:rPr>
                     <w:t xml:space="preserve">10</w:t>
@@ -1340,7 +1344,7 @@
                 </w:tcPr>
                 <w:p>
                   <w:pPr>
-                    <w:spacing w:before="0" w:after="0" w:line="240" w:lineRule="auto"/>
+                    <w:spacing w:before="0" w:after="0" w:line="50" w:lineRule="exact"/>
                   </w:pPr>
                 </w:p>
               </w:tc>
@@ -1351,7 +1355,7 @@
                 </w:tcPr>
                 <w:p>
                   <w:pPr>
-                    <w:spacing w:before="0" w:after="0" w:line="240" w:lineRule="auto"/>
+                    <w:spacing w:before="0" w:after="0" w:line="50" w:lineRule="exact"/>
                   </w:pPr>
                 </w:p>
               </w:tc>
@@ -1370,25 +1374,25 @@
                 <w:rFonts w:ascii="Avenir Next" w:hAnsi="Avenir Next" w:cs="Avenir Next" w:eastAsia="Avenir Next"/>
                 <w:b/>
                 <w:color w:val="1A1A1A"/>
+                <w:sz w:val="22"/>
+                <w:szCs w:val="18"/>
+              </w:rPr>
+              <w:t xml:space="preserve">Answer</w:t>
+            </w:r>
+            <w:r>
+              <w:rPr>
+                <w:rFonts w:ascii="Avenir Next" w:hAnsi="Avenir Next" w:cs="Avenir Next" w:eastAsia="Avenir Next"/>
+                <w:color w:val="1A1A1A"/>
                 <w:sz w:val="18"/>
                 <w:szCs w:val="18"/>
               </w:rPr>
-              <w:t xml:space="preserve">Answer</w:t>
-            </w:r>
-            <w:r>
-              <w:rPr>
-                <w:rFonts w:ascii="Avenir Next" w:hAnsi="Avenir Next" w:cs="Avenir Next" w:eastAsia="Avenir Next"/>
-                <w:color w:val="1A1A1A"/>
-                <w:sz w:val="18"/>
-                <w:szCs w:val="18"/>
-              </w:rPr>
               <w:tab/>
             </w:r>
             <w:r>
               <w:rPr>
                 <w:rFonts w:ascii="Avenir Next" w:hAnsi="Avenir Next" w:cs="Avenir Next" w:eastAsia="Avenir Next"/>
                 <w:color w:val="1A1A1A"/>
-                <w:sz w:val="18"/>
+                <w:sz w:val="22"/>
                 <w:szCs w:val="18"/>
               </w:rPr>
               <w:t xml:space="preserve">  cups yellow</w:t>
@@ -1399,12 +1403,12 @@
     </w:tbl>
     <w:p>
       <w:pPr>
-        <w:spacing w:before="0" w:after="0" w:line="20" w:lineRule="exact"/>
+        <w:spacing w:before="0" w:after="0" w:line="50" w:lineRule="exact"/>
       </w:pPr>
     </w:p>
     <w:p>
       <w:pPr>
-        <w:spacing w:before="0" w:after="0" w:line="20" w:lineRule="exact"/>
+        <w:spacing w:before="0" w:after="0" w:line="50" w:lineRule="exact"/>
       </w:pPr>
     </w:p>
     <w:tbl>
@@ -1454,18 +1458,18 @@
                 <w:rFonts w:ascii="Avenir Next" w:hAnsi="Avenir Next" w:cs="Avenir Next" w:eastAsia="Avenir Next"/>
                 <w:b/>
                 <w:color w:val="1A1A1A"/>
+                <w:sz w:val="22"/>
+                <w:szCs w:val="20"/>
+              </w:rPr>
+              <w:t xml:space="preserve">3.</w:t>
+            </w:r>
+            <w:r>
+              <w:rPr>
+                <w:rFonts w:ascii="Avenir Next" w:hAnsi="Avenir Next" w:cs="Avenir Next" w:eastAsia="Avenir Next"/>
+                <w:color w:val="1A1A1A"/>
                 <w:sz w:val="20"/>
                 <w:szCs w:val="20"/>
               </w:rPr>
-              <w:t xml:space="preserve">3.</w:t>
-            </w:r>
-            <w:r>
-              <w:rPr>
-                <w:rFonts w:ascii="Avenir Next" w:hAnsi="Avenir Next" w:cs="Avenir Next" w:eastAsia="Avenir Next"/>
-                <w:color w:val="1A1A1A"/>
-                <w:sz w:val="20"/>
-                <w:szCs w:val="20"/>
-              </w:rPr>
               <w:tab/>
             </w:r>
             <w:r>
@@ -1473,7 +1477,7 @@
                 <w:rFonts w:ascii="Avenir Next" w:hAnsi="Avenir Next" w:cs="Avenir Next" w:eastAsia="Avenir Next"/>
                 <w:b/>
                 <w:color w:val="1A1A1A"/>
-                <w:sz w:val="20"/>
+                <w:sz w:val="22"/>
                 <w:szCs w:val="20"/>
               </w:rPr>
               <w:t xml:space="preserve">Bread Dough.  </w:t>
@@ -1482,7 +1486,7 @@
               <w:rPr>
                 <w:rFonts w:ascii="Avenir Next" w:hAnsi="Avenir Next" w:cs="Avenir Next" w:eastAsia="Avenir Next"/>
                 <w:color w:val="1A1A1A"/>
-                <w:sz w:val="20"/>
+                <w:sz w:val="22"/>
                 <w:szCs w:val="20"/>
               </w:rPr>
               <w:t xml:space="preserve">A baker mixes 8 cups of white flour with 12 cups of wheat flour. The baker wants to use 20 cups of white flour.</w:t>
@@ -1502,25 +1506,25 @@
                 <w:rFonts w:ascii="Avenir Next" w:hAnsi="Avenir Next" w:cs="Avenir Next" w:eastAsia="Avenir Next"/>
                 <w:b/>
                 <w:color w:val="003A70"/>
+                <w:sz w:val="22"/>
+                <w:szCs w:val="20"/>
+              </w:rPr>
+              <w:t xml:space="preserve">a.</w:t>
+            </w:r>
+            <w:r>
+              <w:rPr>
+                <w:rFonts w:ascii="Avenir Next" w:hAnsi="Avenir Next" w:cs="Avenir Next" w:eastAsia="Avenir Next"/>
+                <w:color w:val="1A1A1A"/>
                 <w:sz w:val="20"/>
                 <w:szCs w:val="20"/>
               </w:rPr>
-              <w:t xml:space="preserve">a.</w:t>
-            </w:r>
-            <w:r>
-              <w:rPr>
-                <w:rFonts w:ascii="Avenir Next" w:hAnsi="Avenir Next" w:cs="Avenir Next" w:eastAsia="Avenir Next"/>
-                <w:color w:val="1A1A1A"/>
-                <w:sz w:val="20"/>
-                <w:szCs w:val="20"/>
-              </w:rPr>
               <w:tab/>
             </w:r>
             <w:r>
               <w:rPr>
                 <w:rFonts w:ascii="Avenir Next" w:hAnsi="Avenir Next" w:cs="Avenir Next" w:eastAsia="Avenir Next"/>
                 <w:color w:val="1A1A1A"/>
-                <w:sz w:val="20"/>
+                <w:sz w:val="22"/>
                 <w:szCs w:val="20"/>
               </w:rPr>
               <w:t xml:space="preserve">Bridge ratio:</w:t>
@@ -1559,10 +1563,28 @@
                 <w:rFonts w:ascii="Avenir Next" w:hAnsi="Avenir Next" w:cs="Avenir Next" w:eastAsia="Avenir Next"/>
                 <w:b/>
                 <w:color w:val="003A70"/>
+                <w:sz w:val="22"/>
+                <w:szCs w:val="20"/>
+              </w:rPr>
+              <w:t xml:space="preserve">b.</w:t>
+            </w:r>
+            <w:r>
+              <w:rPr>
+                <w:rFonts w:ascii="Avenir Next" w:hAnsi="Avenir Next" w:cs="Avenir Next" w:eastAsia="Avenir Next"/>
+                <w:color w:val="1A1A1A"/>
                 <w:sz w:val="20"/>
                 <w:szCs w:val="20"/>
               </w:rPr>
-              <w:t xml:space="preserve">b.</w:t>
+              <w:tab/>
+            </w:r>
+            <w:r>
+              <w:rPr>
+                <w:rFonts w:ascii="Avenir Next" w:hAnsi="Avenir Next" w:cs="Avenir Next" w:eastAsia="Avenir Next"/>
+                <w:color w:val="1A1A1A"/>
+                <w:sz w:val="22"/>
+                <w:szCs w:val="20"/>
+              </w:rPr>
+              <w:t xml:space="preserve">Wheat flour for 20 cups of white:</w:t>
             </w:r>
             <w:r>
               <w:rPr>
@@ -1571,7 +1593,7 @@
                 <w:sz w:val="20"/>
                 <w:szCs w:val="20"/>
               </w:rPr>
-              <w:tab/>
+              <w:t xml:space="preserve">  </w:t>
             </w:r>
             <w:r>
               <w:rPr>
@@ -1579,24 +1601,6 @@
                 <w:color w:val="1A1A1A"/>
                 <w:sz w:val="20"/>
                 <w:szCs w:val="20"/>
-              </w:rPr>
-              <w:t xml:space="preserve">Wheat flour for 20 cups of white:</w:t>
-            </w:r>
-            <w:r>
-              <w:rPr>
-                <w:rFonts w:ascii="Avenir Next" w:hAnsi="Avenir Next" w:cs="Avenir Next" w:eastAsia="Avenir Next"/>
-                <w:color w:val="1A1A1A"/>
-                <w:sz w:val="20"/>
-                <w:szCs w:val="20"/>
-              </w:rPr>
-              <w:t xml:space="preserve">  </w:t>
-            </w:r>
-            <w:r>
-              <w:rPr>
-                <w:rFonts w:ascii="Avenir Next" w:hAnsi="Avenir Next" w:cs="Avenir Next" w:eastAsia="Avenir Next"/>
-                <w:color w:val="1A1A1A"/>
-                <w:sz w:val="20"/>
-                <w:szCs w:val="20"/>
                 <w:u w:val="single"/>
               </w:rPr>
               <w:t xml:space="preserve">                </w:t>
@@ -1605,7 +1609,7 @@
               <w:rPr>
                 <w:rFonts w:ascii="Avenir Next" w:hAnsi="Avenir Next" w:cs="Avenir Next" w:eastAsia="Avenir Next"/>
                 <w:color w:val="1A1A1A"/>
-                <w:sz w:val="20"/>
+                <w:sz w:val="22"/>
                 <w:szCs w:val="20"/>
               </w:rPr>
               <w:t xml:space="preserve"> cups</w:t>
@@ -1613,7 +1617,7 @@
           </w:p>
           <w:p>
             <w:pPr>
-              <w:spacing w:before="0" w:after="0" w:line="60" w:lineRule="auto"/>
+              <w:spacing w:before="0" w:after="0" w:line="50" w:lineRule="exact"/>
             </w:pPr>
           </w:p>
           <w:tbl>
@@ -1671,7 +1675,7 @@
           </w:tbl>
           <w:p>
             <w:pPr>
-              <w:spacing w:before="0" w:after="0" w:line="24" w:lineRule="auto"/>
+              <w:spacing w:before="0" w:after="0" w:line="50" w:lineRule="exact"/>
             </w:pPr>
           </w:p>
         </w:tc>
@@ -1679,12 +1683,12 @@
     </w:tbl>
     <w:p>
       <w:pPr>
-        <w:spacing w:before="0" w:after="0" w:line="20" w:lineRule="exact"/>
+        <w:spacing w:before="0" w:after="0" w:line="50" w:lineRule="exact"/>
       </w:pPr>
     </w:p>
     <w:p>
       <w:pPr>
-        <w:spacing w:before="0" w:after="0" w:line="20" w:lineRule="exact"/>
+        <w:spacing w:before="0" w:after="0" w:line="50" w:lineRule="exact"/>
       </w:pPr>
     </w:p>
     <w:tbl>
@@ -1734,18 +1738,18 @@
                 <w:rFonts w:ascii="Avenir Next" w:hAnsi="Avenir Next" w:cs="Avenir Next" w:eastAsia="Avenir Next"/>
                 <w:b/>
                 <w:color w:val="1A1A1A"/>
+                <w:sz w:val="22"/>
+                <w:szCs w:val="20"/>
+              </w:rPr>
+              <w:t xml:space="preserve">4.</w:t>
+            </w:r>
+            <w:r>
+              <w:rPr>
+                <w:rFonts w:ascii="Avenir Next" w:hAnsi="Avenir Next" w:cs="Avenir Next" w:eastAsia="Avenir Next"/>
+                <w:color w:val="1A1A1A"/>
                 <w:sz w:val="20"/>
                 <w:szCs w:val="20"/>
               </w:rPr>
-              <w:t xml:space="preserve">4.</w:t>
-            </w:r>
-            <w:r>
-              <w:rPr>
-                <w:rFonts w:ascii="Avenir Next" w:hAnsi="Avenir Next" w:cs="Avenir Next" w:eastAsia="Avenir Next"/>
-                <w:color w:val="1A1A1A"/>
-                <w:sz w:val="20"/>
-                <w:szCs w:val="20"/>
-              </w:rPr>
               <w:tab/>
             </w:r>
             <w:r>
@@ -1753,7 +1757,7 @@
                 <w:rFonts w:ascii="Avenir Next" w:hAnsi="Avenir Next" w:cs="Avenir Next" w:eastAsia="Avenir Next"/>
                 <w:b/>
                 <w:color w:val="1A1A1A"/>
-                <w:sz w:val="20"/>
+                <w:sz w:val="22"/>
                 <w:szCs w:val="20"/>
               </w:rPr>
               <w:t xml:space="preserve">Lemon Cleaner.  </w:t>
@@ -1762,7 +1766,7 @@
               <w:rPr>
                 <w:rFonts w:ascii="Avenir Next" w:hAnsi="Avenir Next" w:cs="Avenir Next" w:eastAsia="Avenir Next"/>
                 <w:color w:val="1A1A1A"/>
-                <w:sz w:val="20"/>
+                <w:sz w:val="22"/>
                 <w:szCs w:val="20"/>
               </w:rPr>
               <w:t xml:space="preserve">A custodian mixes 21 ounces of cleaner with 28 ounces of water. How much water goes with 15 ounces of cleaner?</w:t>
@@ -1779,7 +1783,7 @@
                 <w:rFonts w:ascii="Avenir Next" w:hAnsi="Avenir Next" w:cs="Avenir Next" w:eastAsia="Avenir Next"/>
                 <w:b/>
                 <w:color w:val="003A70"/>
-                <w:sz w:val="17"/>
+                <w:sz w:val="22"/>
                 <w:szCs w:val="17"/>
               </w:rPr>
               <w:t xml:space="preserve">Hint  </w:t>
@@ -1789,7 +1793,7 @@
                 <w:rFonts w:ascii="Avenir Next" w:hAnsi="Avenir Next" w:cs="Avenir Next" w:eastAsia="Avenir Next"/>
                 <w:i/>
                 <w:color w:val="5A5F66"/>
-                <w:sz w:val="17"/>
+                <w:sz w:val="22"/>
                 <w:szCs w:val="17"/>
               </w:rPr>
               <w:t xml:space="preserve">Divide both terms by 7 first.</w:t>
@@ -1797,7 +1801,7 @@
           </w:p>
           <w:p>
             <w:pPr>
-              <w:spacing w:before="0" w:after="0" w:line="60" w:lineRule="auto"/>
+              <w:spacing w:before="0" w:after="0" w:line="50" w:lineRule="exact"/>
             </w:pPr>
           </w:p>
           <w:tbl>
@@ -1866,25 +1870,25 @@
                 <w:rFonts w:ascii="Avenir Next" w:hAnsi="Avenir Next" w:cs="Avenir Next" w:eastAsia="Avenir Next"/>
                 <w:b/>
                 <w:color w:val="1A1A1A"/>
+                <w:sz w:val="22"/>
+                <w:szCs w:val="18"/>
+              </w:rPr>
+              <w:t xml:space="preserve">Answer</w:t>
+            </w:r>
+            <w:r>
+              <w:rPr>
+                <w:rFonts w:ascii="Avenir Next" w:hAnsi="Avenir Next" w:cs="Avenir Next" w:eastAsia="Avenir Next"/>
+                <w:color w:val="1A1A1A"/>
                 <w:sz w:val="18"/>
                 <w:szCs w:val="18"/>
               </w:rPr>
-              <w:t xml:space="preserve">Answer</w:t>
-            </w:r>
-            <w:r>
-              <w:rPr>
-                <w:rFonts w:ascii="Avenir Next" w:hAnsi="Avenir Next" w:cs="Avenir Next" w:eastAsia="Avenir Next"/>
-                <w:color w:val="1A1A1A"/>
-                <w:sz w:val="18"/>
-                <w:szCs w:val="18"/>
-              </w:rPr>
               <w:tab/>
             </w:r>
             <w:r>
               <w:rPr>
                 <w:rFonts w:ascii="Avenir Next" w:hAnsi="Avenir Next" w:cs="Avenir Next" w:eastAsia="Avenir Next"/>
                 <w:color w:val="1A1A1A"/>
-                <w:sz w:val="18"/>
+                <w:sz w:val="22"/>
                 <w:szCs w:val="18"/>
               </w:rPr>
               <w:t xml:space="preserve">  oz of water</w:t>
@@ -1895,12 +1899,12 @@
     </w:tbl>
     <w:p>
       <w:pPr>
-        <w:spacing w:before="0" w:after="0" w:line="20" w:lineRule="exact"/>
+        <w:spacing w:before="0" w:after="0" w:line="50" w:lineRule="exact"/>
       </w:pPr>
     </w:p>
     <w:p>
       <w:pPr>
-        <w:spacing w:before="0" w:after="0" w:line="20" w:lineRule="exact"/>
+        <w:spacing w:before="0" w:after="0" w:line="50" w:lineRule="exact"/>
       </w:pPr>
     </w:p>
     <w:tbl>
@@ -1951,18 +1955,18 @@
                 <w:rFonts w:ascii="Avenir Next" w:hAnsi="Avenir Next" w:cs="Avenir Next" w:eastAsia="Avenir Next"/>
                 <w:b/>
                 <w:color w:val="1A1A1A"/>
+                <w:sz w:val="22"/>
+                <w:szCs w:val="20"/>
+              </w:rPr>
+              <w:t xml:space="preserve">5.</w:t>
+            </w:r>
+            <w:r>
+              <w:rPr>
+                <w:rFonts w:ascii="Avenir Next" w:hAnsi="Avenir Next" w:cs="Avenir Next" w:eastAsia="Avenir Next"/>
+                <w:color w:val="1A1A1A"/>
                 <w:sz w:val="20"/>
                 <w:szCs w:val="20"/>
               </w:rPr>
-              <w:t xml:space="preserve">5.</w:t>
-            </w:r>
-            <w:r>
-              <w:rPr>
-                <w:rFonts w:ascii="Avenir Next" w:hAnsi="Avenir Next" w:cs="Avenir Next" w:eastAsia="Avenir Next"/>
-                <w:color w:val="1A1A1A"/>
-                <w:sz w:val="20"/>
-                <w:szCs w:val="20"/>
-              </w:rPr>
               <w:tab/>
             </w:r>
             <w:r>
@@ -1970,7 +1974,7 @@
                 <w:rFonts w:ascii="Avenir Next" w:hAnsi="Avenir Next" w:cs="Avenir Next" w:eastAsia="Avenir Next"/>
                 <w:b/>
                 <w:color w:val="1A1A1A"/>
-                <w:sz w:val="20"/>
+                <w:sz w:val="22"/>
                 <w:szCs w:val="20"/>
               </w:rPr>
               <w:t xml:space="preserve">Spirit Beads.  </w:t>
@@ -1979,7 +1983,7 @@
               <w:rPr>
                 <w:rFonts w:ascii="Avenir Next" w:hAnsi="Avenir Next" w:cs="Avenir Next" w:eastAsia="Avenir Next"/>
                 <w:color w:val="1A1A1A"/>
-                <w:sz w:val="20"/>
+                <w:sz w:val="22"/>
                 <w:szCs w:val="20"/>
               </w:rPr>
               <w:t xml:space="preserve">A bracelet uses 10 green beads for every 15 white beads. How many white beads go with 16 green beads?</w:t>
@@ -1996,7 +2000,7 @@
                 <w:rFonts w:ascii="Avenir Next" w:hAnsi="Avenir Next" w:cs="Avenir Next" w:eastAsia="Avenir Next"/>
                 <w:b/>
                 <w:color w:val="003A70"/>
-                <w:sz w:val="17"/>
+                <w:sz w:val="22"/>
                 <w:szCs w:val="17"/>
               </w:rPr>
               <w:t xml:space="preserve">Hint  </w:t>
@@ -2006,7 +2010,7 @@
                 <w:rFonts w:ascii="Avenir Next" w:hAnsi="Avenir Next" w:cs="Avenir Next" w:eastAsia="Avenir Next"/>
                 <w:i/>
                 <w:color w:val="5A5F66"/>
-                <w:sz w:val="17"/>
+                <w:sz w:val="22"/>
                 <w:szCs w:val="17"/>
               </w:rPr>
               <w:t xml:space="preserve">Bridge to 2 : 3, then multiply by 8.</w:t>
@@ -2014,7 +2018,7 @@
           </w:p>
           <w:p>
             <w:pPr>
-              <w:spacing w:before="0" w:after="0" w:line="60" w:lineRule="auto"/>
+              <w:spacing w:before="0" w:after="0" w:line="50" w:lineRule="exact"/>
             </w:pPr>
           </w:p>
           <w:tbl>
@@ -2083,25 +2087,25 @@
                 <w:rFonts w:ascii="Avenir Next" w:hAnsi="Avenir Next" w:cs="Avenir Next" w:eastAsia="Avenir Next"/>
                 <w:b/>
                 <w:color w:val="1A1A1A"/>
+                <w:sz w:val="22"/>
+                <w:szCs w:val="18"/>
+              </w:rPr>
+              <w:t xml:space="preserve">Answer</w:t>
+            </w:r>
+            <w:r>
+              <w:rPr>
+                <w:rFonts w:ascii="Avenir Next" w:hAnsi="Avenir Next" w:cs="Avenir Next" w:eastAsia="Avenir Next"/>
+                <w:color w:val="1A1A1A"/>
                 <w:sz w:val="18"/>
                 <w:szCs w:val="18"/>
               </w:rPr>
-              <w:t xml:space="preserve">Answer</w:t>
-            </w:r>
-            <w:r>
-              <w:rPr>
-                <w:rFonts w:ascii="Avenir Next" w:hAnsi="Avenir Next" w:cs="Avenir Next" w:eastAsia="Avenir Next"/>
-                <w:color w:val="1A1A1A"/>
-                <w:sz w:val="18"/>
-                <w:szCs w:val="18"/>
-              </w:rPr>
               <w:tab/>
             </w:r>
             <w:r>
               <w:rPr>
                 <w:rFonts w:ascii="Avenir Next" w:hAnsi="Avenir Next" w:cs="Avenir Next" w:eastAsia="Avenir Next"/>
                 <w:color w:val="1A1A1A"/>
-                <w:sz w:val="18"/>
+                <w:sz w:val="22"/>
                 <w:szCs w:val="18"/>
               </w:rPr>
               <w:t xml:space="preserve">  beads</w:t>
@@ -2127,18 +2131,18 @@
                 <w:rFonts w:ascii="Avenir Next" w:hAnsi="Avenir Next" w:cs="Avenir Next" w:eastAsia="Avenir Next"/>
                 <w:b/>
                 <w:color w:val="1A1A1A"/>
+                <w:sz w:val="22"/>
+                <w:szCs w:val="20"/>
+              </w:rPr>
+              <w:t xml:space="preserve">6.</w:t>
+            </w:r>
+            <w:r>
+              <w:rPr>
+                <w:rFonts w:ascii="Avenir Next" w:hAnsi="Avenir Next" w:cs="Avenir Next" w:eastAsia="Avenir Next"/>
+                <w:color w:val="1A1A1A"/>
                 <w:sz w:val="20"/>
                 <w:szCs w:val="20"/>
               </w:rPr>
-              <w:t xml:space="preserve">6.</w:t>
-            </w:r>
-            <w:r>
-              <w:rPr>
-                <w:rFonts w:ascii="Avenir Next" w:hAnsi="Avenir Next" w:cs="Avenir Next" w:eastAsia="Avenir Next"/>
-                <w:color w:val="1A1A1A"/>
-                <w:sz w:val="20"/>
-                <w:szCs w:val="20"/>
-              </w:rPr>
               <w:tab/>
             </w:r>
             <w:r>
@@ -2146,7 +2150,7 @@
                 <w:rFonts w:ascii="Avenir Next" w:hAnsi="Avenir Next" w:cs="Avenir Next" w:eastAsia="Avenir Next"/>
                 <w:b/>
                 <w:color w:val="1A1A1A"/>
-                <w:sz w:val="20"/>
+                <w:sz w:val="22"/>
                 <w:szCs w:val="20"/>
               </w:rPr>
               <w:t xml:space="preserve">Team Water.  </w:t>
@@ -2155,7 +2159,7 @@
               <w:rPr>
                 <w:rFonts w:ascii="Avenir Next" w:hAnsi="Avenir Next" w:cs="Avenir Next" w:eastAsia="Avenir Next"/>
                 <w:color w:val="1A1A1A"/>
-                <w:sz w:val="20"/>
+                <w:sz w:val="22"/>
                 <w:szCs w:val="20"/>
               </w:rPr>
               <w:t xml:space="preserve">A coach mixes 16 scoops of sports powder with 36 cups of water. How much water goes with 12 scoops?</w:t>
@@ -2163,7 +2167,7 @@
           </w:p>
           <w:p>
             <w:pPr>
-              <w:spacing w:before="0" w:after="0" w:line="60" w:lineRule="auto"/>
+              <w:spacing w:before="0" w:after="0" w:line="50" w:lineRule="exact"/>
             </w:pPr>
           </w:p>
           <w:tbl>
@@ -2232,25 +2236,25 @@
                 <w:rFonts w:ascii="Avenir Next" w:hAnsi="Avenir Next" w:cs="Avenir Next" w:eastAsia="Avenir Next"/>
                 <w:b/>
                 <w:color w:val="1A1A1A"/>
+                <w:sz w:val="22"/>
+                <w:szCs w:val="18"/>
+              </w:rPr>
+              <w:t xml:space="preserve">Answer</w:t>
+            </w:r>
+            <w:r>
+              <w:rPr>
+                <w:rFonts w:ascii="Avenir Next" w:hAnsi="Avenir Next" w:cs="Avenir Next" w:eastAsia="Avenir Next"/>
+                <w:color w:val="1A1A1A"/>
                 <w:sz w:val="18"/>
                 <w:szCs w:val="18"/>
               </w:rPr>
-              <w:t xml:space="preserve">Answer</w:t>
-            </w:r>
-            <w:r>
-              <w:rPr>
-                <w:rFonts w:ascii="Avenir Next" w:hAnsi="Avenir Next" w:cs="Avenir Next" w:eastAsia="Avenir Next"/>
-                <w:color w:val="1A1A1A"/>
-                <w:sz w:val="18"/>
-                <w:szCs w:val="18"/>
-              </w:rPr>
               <w:tab/>
             </w:r>
             <w:r>
               <w:rPr>
                 <w:rFonts w:ascii="Avenir Next" w:hAnsi="Avenir Next" w:cs="Avenir Next" w:eastAsia="Avenir Next"/>
                 <w:color w:val="1A1A1A"/>
-                <w:sz w:val="18"/>
+                <w:sz w:val="22"/>
                 <w:szCs w:val="18"/>
               </w:rPr>
               <w:t xml:space="preserve">  cups</w:t>
@@ -2261,12 +2265,12 @@
     </w:tbl>
     <w:p>
       <w:pPr>
-        <w:spacing w:before="0" w:after="0" w:line="20" w:lineRule="exact"/>
+        <w:spacing w:before="0" w:after="0" w:line="50" w:lineRule="exact"/>
       </w:pPr>
     </w:p>
     <w:p>
       <w:pPr>
-        <w:spacing w:before="0" w:after="0" w:line="20" w:lineRule="exact"/>
+        <w:spacing w:before="0" w:after="0" w:line="50" w:lineRule="exact"/>
       </w:pPr>
     </w:p>
     <w:tbl>
@@ -2316,18 +2320,18 @@
                 <w:rFonts w:ascii="Avenir Next" w:hAnsi="Avenir Next" w:cs="Avenir Next" w:eastAsia="Avenir Next"/>
                 <w:b/>
                 <w:color w:val="1A1A1A"/>
+                <w:sz w:val="22"/>
+                <w:szCs w:val="20"/>
+              </w:rPr>
+              <w:t xml:space="preserve">7.</w:t>
+            </w:r>
+            <w:r>
+              <w:rPr>
+                <w:rFonts w:ascii="Avenir Next" w:hAnsi="Avenir Next" w:cs="Avenir Next" w:eastAsia="Avenir Next"/>
+                <w:color w:val="1A1A1A"/>
                 <w:sz w:val="20"/>
                 <w:szCs w:val="20"/>
               </w:rPr>
-              <w:t xml:space="preserve">7.</w:t>
-            </w:r>
-            <w:r>
-              <w:rPr>
-                <w:rFonts w:ascii="Avenir Next" w:hAnsi="Avenir Next" w:cs="Avenir Next" w:eastAsia="Avenir Next"/>
-                <w:color w:val="1A1A1A"/>
-                <w:sz w:val="20"/>
-                <w:szCs w:val="20"/>
-              </w:rPr>
               <w:tab/>
             </w:r>
             <w:r>
@@ -2335,7 +2339,7 @@
                 <w:rFonts w:ascii="Avenir Next" w:hAnsi="Avenir Next" w:cs="Avenir Next" w:eastAsia="Avenir Next"/>
                 <w:b/>
                 <w:color w:val="1A1A1A"/>
-                <w:sz w:val="20"/>
+                <w:sz w:val="22"/>
                 <w:szCs w:val="20"/>
               </w:rPr>
               <w:t xml:space="preserve">Juice Machine.  </w:t>
@@ -2344,7 +2348,7 @@
               <w:rPr>
                 <w:rFonts w:ascii="Avenir Next" w:hAnsi="Avenir Next" w:cs="Avenir Next" w:eastAsia="Avenir Next"/>
                 <w:color w:val="1A1A1A"/>
-                <w:sz w:val="20"/>
+                <w:sz w:val="22"/>
                 <w:szCs w:val="20"/>
               </w:rPr>
               <w:t xml:space="preserve">A machine makes 15 liters of juice every 4 minutes.</w:t>
@@ -2361,7 +2365,7 @@
                 <w:rFonts w:ascii="Avenir Next" w:hAnsi="Avenir Next" w:cs="Avenir Next" w:eastAsia="Avenir Next"/>
                 <w:b/>
                 <w:color w:val="003A70"/>
-                <w:sz w:val="17"/>
+                <w:sz w:val="22"/>
                 <w:szCs w:val="17"/>
               </w:rPr>
               <w:t xml:space="preserve">Hint  </w:t>
@@ -2371,7 +2375,7 @@
                 <w:rFonts w:ascii="Avenir Next" w:hAnsi="Avenir Next" w:cs="Avenir Next" w:eastAsia="Avenir Next"/>
                 <w:i/>
                 <w:color w:val="5A5F66"/>
-                <w:sz w:val="17"/>
+                <w:sz w:val="22"/>
                 <w:szCs w:val="17"/>
               </w:rPr>
               <w:t xml:space="preserve">Bridge all the way to 1 minute first.</w:t>
@@ -2391,10 +2395,28 @@
                 <w:rFonts w:ascii="Avenir Next" w:hAnsi="Avenir Next" w:cs="Avenir Next" w:eastAsia="Avenir Next"/>
                 <w:b/>
                 <w:color w:val="003A70"/>
+                <w:sz w:val="22"/>
+                <w:szCs w:val="20"/>
+              </w:rPr>
+              <w:t xml:space="preserve">a.</w:t>
+            </w:r>
+            <w:r>
+              <w:rPr>
+                <w:rFonts w:ascii="Avenir Next" w:hAnsi="Avenir Next" w:cs="Avenir Next" w:eastAsia="Avenir Next"/>
+                <w:color w:val="1A1A1A"/>
                 <w:sz w:val="20"/>
                 <w:szCs w:val="20"/>
               </w:rPr>
-              <w:t xml:space="preserve">a.</w:t>
+              <w:tab/>
+            </w:r>
+            <w:r>
+              <w:rPr>
+                <w:rFonts w:ascii="Avenir Next" w:hAnsi="Avenir Next" w:cs="Avenir Next" w:eastAsia="Avenir Next"/>
+                <w:color w:val="1A1A1A"/>
+                <w:sz w:val="22"/>
+                <w:szCs w:val="20"/>
+              </w:rPr>
+              <w:t xml:space="preserve">How many liters does it make in 1 minute?</w:t>
             </w:r>
             <w:r>
               <w:rPr>
@@ -2403,7 +2425,7 @@
                 <w:sz w:val="20"/>
                 <w:szCs w:val="20"/>
               </w:rPr>
-              <w:tab/>
+              <w:t xml:space="preserve">  </w:t>
             </w:r>
             <w:r>
               <w:rPr>
@@ -2411,24 +2433,6 @@
                 <w:color w:val="1A1A1A"/>
                 <w:sz w:val="20"/>
                 <w:szCs w:val="20"/>
-              </w:rPr>
-              <w:t xml:space="preserve">How many liters does it make in 1 minute?</w:t>
-            </w:r>
-            <w:r>
-              <w:rPr>
-                <w:rFonts w:ascii="Avenir Next" w:hAnsi="Avenir Next" w:cs="Avenir Next" w:eastAsia="Avenir Next"/>
-                <w:color w:val="1A1A1A"/>
-                <w:sz w:val="20"/>
-                <w:szCs w:val="20"/>
-              </w:rPr>
-              <w:t xml:space="preserve">  </w:t>
-            </w:r>
-            <w:r>
-              <w:rPr>
-                <w:rFonts w:ascii="Avenir Next" w:hAnsi="Avenir Next" w:cs="Avenir Next" w:eastAsia="Avenir Next"/>
-                <w:color w:val="1A1A1A"/>
-                <w:sz w:val="20"/>
-                <w:szCs w:val="20"/>
                 <w:u w:val="single"/>
               </w:rPr>
               <w:t xml:space="preserve">                </w:t>
@@ -2437,7 +2441,7 @@
               <w:rPr>
                 <w:rFonts w:ascii="Avenir Next" w:hAnsi="Avenir Next" w:cs="Avenir Next" w:eastAsia="Avenir Next"/>
                 <w:color w:val="1A1A1A"/>
-                <w:sz w:val="20"/>
+                <w:sz w:val="22"/>
                 <w:szCs w:val="20"/>
               </w:rPr>
               <w:t xml:space="preserve"> L</w:t>
@@ -2457,10 +2461,28 @@
                 <w:rFonts w:ascii="Avenir Next" w:hAnsi="Avenir Next" w:cs="Avenir Next" w:eastAsia="Avenir Next"/>
                 <w:b/>
                 <w:color w:val="003A70"/>
+                <w:sz w:val="22"/>
+                <w:szCs w:val="20"/>
+              </w:rPr>
+              <w:t xml:space="preserve">b.</w:t>
+            </w:r>
+            <w:r>
+              <w:rPr>
+                <w:rFonts w:ascii="Avenir Next" w:hAnsi="Avenir Next" w:cs="Avenir Next" w:eastAsia="Avenir Next"/>
+                <w:color w:val="1A1A1A"/>
                 <w:sz w:val="20"/>
                 <w:szCs w:val="20"/>
               </w:rPr>
-              <w:t xml:space="preserve">b.</w:t>
+              <w:tab/>
+            </w:r>
+            <w:r>
+              <w:rPr>
+                <w:rFonts w:ascii="Avenir Next" w:hAnsi="Avenir Next" w:cs="Avenir Next" w:eastAsia="Avenir Next"/>
+                <w:color w:val="1A1A1A"/>
+                <w:sz w:val="22"/>
+                <w:szCs w:val="20"/>
+              </w:rPr>
+              <w:t xml:space="preserve">How many liters does it make in 10 minutes?</w:t>
             </w:r>
             <w:r>
               <w:rPr>
@@ -2469,7 +2491,7 @@
                 <w:sz w:val="20"/>
                 <w:szCs w:val="20"/>
               </w:rPr>
-              <w:tab/>
+              <w:t xml:space="preserve">  </w:t>
             </w:r>
             <w:r>
               <w:rPr>
@@ -2477,24 +2499,6 @@
                 <w:color w:val="1A1A1A"/>
                 <w:sz w:val="20"/>
                 <w:szCs w:val="20"/>
-              </w:rPr>
-              <w:t xml:space="preserve">How many liters does it make in 10 minutes?</w:t>
-            </w:r>
-            <w:r>
-              <w:rPr>
-                <w:rFonts w:ascii="Avenir Next" w:hAnsi="Avenir Next" w:cs="Avenir Next" w:eastAsia="Avenir Next"/>
-                <w:color w:val="1A1A1A"/>
-                <w:sz w:val="20"/>
-                <w:szCs w:val="20"/>
-              </w:rPr>
-              <w:t xml:space="preserve">  </w:t>
-            </w:r>
-            <w:r>
-              <w:rPr>
-                <w:rFonts w:ascii="Avenir Next" w:hAnsi="Avenir Next" w:cs="Avenir Next" w:eastAsia="Avenir Next"/>
-                <w:color w:val="1A1A1A"/>
-                <w:sz w:val="20"/>
-                <w:szCs w:val="20"/>
                 <w:u w:val="single"/>
               </w:rPr>
               <w:t xml:space="preserve">                </w:t>
@@ -2503,7 +2507,7 @@
               <w:rPr>
                 <w:rFonts w:ascii="Avenir Next" w:hAnsi="Avenir Next" w:cs="Avenir Next" w:eastAsia="Avenir Next"/>
                 <w:color w:val="1A1A1A"/>
-                <w:sz w:val="20"/>
+                <w:sz w:val="22"/>
                 <w:szCs w:val="20"/>
               </w:rPr>
               <w:t xml:space="preserve"> L</w:t>
@@ -2511,7 +2515,7 @@
           </w:p>
           <w:p>
             <w:pPr>
-              <w:spacing w:before="0" w:after="0" w:line="60" w:lineRule="auto"/>
+              <w:spacing w:before="0" w:after="0" w:line="50" w:lineRule="exact"/>
             </w:pPr>
           </w:p>
           <w:tbl>
@@ -2569,7 +2573,7 @@
           </w:tbl>
           <w:p>
             <w:pPr>
-              <w:spacing w:before="0" w:after="0" w:line="24" w:lineRule="auto"/>
+              <w:spacing w:before="0" w:after="0" w:line="50" w:lineRule="exact"/>
             </w:pPr>
           </w:p>
         </w:tc>
@@ -2577,12 +2581,12 @@
     </w:tbl>
     <w:p>
       <w:pPr>
-        <w:spacing w:before="0" w:after="0" w:line="20" w:lineRule="exact"/>
+        <w:spacing w:before="0" w:after="0" w:line="50" w:lineRule="exact"/>
       </w:pPr>
     </w:p>
     <w:p>
       <w:pPr>
-        <w:spacing w:before="0" w:after="0" w:line="20" w:lineRule="exact"/>
+        <w:spacing w:before="0" w:after="0" w:line="50" w:lineRule="exact"/>
       </w:pPr>
     </w:p>
     <w:tbl>
@@ -2632,18 +2636,18 @@
                 <w:rFonts w:ascii="Avenir Next" w:hAnsi="Avenir Next" w:cs="Avenir Next" w:eastAsia="Avenir Next"/>
                 <w:b/>
                 <w:color w:val="1A1A1A"/>
+                <w:sz w:val="22"/>
+                <w:szCs w:val="20"/>
+              </w:rPr>
+              <w:t xml:space="preserve">8.</w:t>
+            </w:r>
+            <w:r>
+              <w:rPr>
+                <w:rFonts w:ascii="Avenir Next" w:hAnsi="Avenir Next" w:cs="Avenir Next" w:eastAsia="Avenir Next"/>
+                <w:color w:val="1A1A1A"/>
                 <w:sz w:val="20"/>
                 <w:szCs w:val="20"/>
               </w:rPr>
-              <w:t xml:space="preserve">8.</w:t>
-            </w:r>
-            <w:r>
-              <w:rPr>
-                <w:rFonts w:ascii="Avenir Next" w:hAnsi="Avenir Next" w:cs="Avenir Next" w:eastAsia="Avenir Next"/>
-                <w:color w:val="1A1A1A"/>
-                <w:sz w:val="20"/>
-                <w:szCs w:val="20"/>
-              </w:rPr>
               <w:tab/>
             </w:r>
             <w:r>
@@ -2651,7 +2655,7 @@
                 <w:rFonts w:ascii="Avenir Next" w:hAnsi="Avenir Next" w:cs="Avenir Next" w:eastAsia="Avenir Next"/>
                 <w:b/>
                 <w:color w:val="1A1A1A"/>
-                <w:sz w:val="20"/>
+                <w:sz w:val="22"/>
                 <w:szCs w:val="20"/>
               </w:rPr>
               <w:t xml:space="preserve">Smoothie Stand.  </w:t>
@@ -2660,7 +2664,7 @@
               <w:rPr>
                 <w:rFonts w:ascii="Avenir Next" w:hAnsi="Avenir Next" w:cs="Avenir Next" w:eastAsia="Avenir Next"/>
                 <w:color w:val="1A1A1A"/>
-                <w:sz w:val="20"/>
+                <w:sz w:val="22"/>
                 <w:szCs w:val="20"/>
               </w:rPr>
               <w:t xml:space="preserve">A stand uses 15 cups of fruit to make 6 smoothies.</w:t>
@@ -2680,10 +2684,28 @@
                 <w:rFonts w:ascii="Avenir Next" w:hAnsi="Avenir Next" w:cs="Avenir Next" w:eastAsia="Avenir Next"/>
                 <w:b/>
                 <w:color w:val="003A70"/>
+                <w:sz w:val="22"/>
+                <w:szCs w:val="20"/>
+              </w:rPr>
+              <w:t xml:space="preserve">a.</w:t>
+            </w:r>
+            <w:r>
+              <w:rPr>
+                <w:rFonts w:ascii="Avenir Next" w:hAnsi="Avenir Next" w:cs="Avenir Next" w:eastAsia="Avenir Next"/>
+                <w:color w:val="1A1A1A"/>
                 <w:sz w:val="20"/>
                 <w:szCs w:val="20"/>
               </w:rPr>
-              <w:t xml:space="preserve">a.</w:t>
+              <w:tab/>
+            </w:r>
+            <w:r>
+              <w:rPr>
+                <w:rFonts w:ascii="Avenir Next" w:hAnsi="Avenir Next" w:cs="Avenir Next" w:eastAsia="Avenir Next"/>
+                <w:color w:val="1A1A1A"/>
+                <w:sz w:val="22"/>
+                <w:szCs w:val="20"/>
+              </w:rPr>
+              <w:t xml:space="preserve">How many cups of fruit does one smoothie use?</w:t>
             </w:r>
             <w:r>
               <w:rPr>
@@ -2692,7 +2714,7 @@
                 <w:sz w:val="20"/>
                 <w:szCs w:val="20"/>
               </w:rPr>
-              <w:tab/>
+              <w:t xml:space="preserve">  </w:t>
             </w:r>
             <w:r>
               <w:rPr>
@@ -2700,24 +2722,6 @@
                 <w:color w:val="1A1A1A"/>
                 <w:sz w:val="20"/>
                 <w:szCs w:val="20"/>
-              </w:rPr>
-              <w:t xml:space="preserve">How many cups of fruit does one smoothie use?</w:t>
-            </w:r>
-            <w:r>
-              <w:rPr>
-                <w:rFonts w:ascii="Avenir Next" w:hAnsi="Avenir Next" w:cs="Avenir Next" w:eastAsia="Avenir Next"/>
-                <w:color w:val="1A1A1A"/>
-                <w:sz w:val="20"/>
-                <w:szCs w:val="20"/>
-              </w:rPr>
-              <w:t xml:space="preserve">  </w:t>
-            </w:r>
-            <w:r>
-              <w:rPr>
-                <w:rFonts w:ascii="Avenir Next" w:hAnsi="Avenir Next" w:cs="Avenir Next" w:eastAsia="Avenir Next"/>
-                <w:color w:val="1A1A1A"/>
-                <w:sz w:val="20"/>
-                <w:szCs w:val="20"/>
                 <w:u w:val="single"/>
               </w:rPr>
               <w:t xml:space="preserve">                </w:t>
@@ -2726,7 +2730,7 @@
               <w:rPr>
                 <w:rFonts w:ascii="Avenir Next" w:hAnsi="Avenir Next" w:cs="Avenir Next" w:eastAsia="Avenir Next"/>
                 <w:color w:val="1A1A1A"/>
-                <w:sz w:val="20"/>
+                <w:sz w:val="22"/>
                 <w:szCs w:val="20"/>
               </w:rPr>
               <w:t xml:space="preserve"> cups</w:t>
@@ -2746,10 +2750,28 @@
                 <w:rFonts w:ascii="Avenir Next" w:hAnsi="Avenir Next" w:cs="Avenir Next" w:eastAsia="Avenir Next"/>
                 <w:b/>
                 <w:color w:val="003A70"/>
+                <w:sz w:val="22"/>
+                <w:szCs w:val="20"/>
+              </w:rPr>
+              <w:t xml:space="preserve">b.</w:t>
+            </w:r>
+            <w:r>
+              <w:rPr>
+                <w:rFonts w:ascii="Avenir Next" w:hAnsi="Avenir Next" w:cs="Avenir Next" w:eastAsia="Avenir Next"/>
+                <w:color w:val="1A1A1A"/>
                 <w:sz w:val="20"/>
                 <w:szCs w:val="20"/>
               </w:rPr>
-              <w:t xml:space="preserve">b.</w:t>
+              <w:tab/>
+            </w:r>
+            <w:r>
+              <w:rPr>
+                <w:rFonts w:ascii="Avenir Next" w:hAnsi="Avenir Next" w:cs="Avenir Next" w:eastAsia="Avenir Next"/>
+                <w:color w:val="1A1A1A"/>
+                <w:sz w:val="22"/>
+                <w:szCs w:val="20"/>
+              </w:rPr>
+              <w:t xml:space="preserve">How many cups are needed for 14 smoothies?</w:t>
             </w:r>
             <w:r>
               <w:rPr>
@@ -2758,7 +2780,7 @@
                 <w:sz w:val="20"/>
                 <w:szCs w:val="20"/>
               </w:rPr>
-              <w:tab/>
+              <w:t xml:space="preserve">  </w:t>
             </w:r>
             <w:r>
               <w:rPr>
@@ -2766,24 +2788,6 @@
                 <w:color w:val="1A1A1A"/>
                 <w:sz w:val="20"/>
                 <w:szCs w:val="20"/>
-              </w:rPr>
-              <w:t xml:space="preserve">How many cups are needed for 14 smoothies?</w:t>
-            </w:r>
-            <w:r>
-              <w:rPr>
-                <w:rFonts w:ascii="Avenir Next" w:hAnsi="Avenir Next" w:cs="Avenir Next" w:eastAsia="Avenir Next"/>
-                <w:color w:val="1A1A1A"/>
-                <w:sz w:val="20"/>
-                <w:szCs w:val="20"/>
-              </w:rPr>
-              <w:t xml:space="preserve">  </w:t>
-            </w:r>
-            <w:r>
-              <w:rPr>
-                <w:rFonts w:ascii="Avenir Next" w:hAnsi="Avenir Next" w:cs="Avenir Next" w:eastAsia="Avenir Next"/>
-                <w:color w:val="1A1A1A"/>
-                <w:sz w:val="20"/>
-                <w:szCs w:val="20"/>
                 <w:u w:val="single"/>
               </w:rPr>
               <w:t xml:space="preserve">                </w:t>
@@ -2792,7 +2796,7 @@
               <w:rPr>
                 <w:rFonts w:ascii="Avenir Next" w:hAnsi="Avenir Next" w:cs="Avenir Next" w:eastAsia="Avenir Next"/>
                 <w:color w:val="1A1A1A"/>
-                <w:sz w:val="20"/>
+                <w:sz w:val="22"/>
                 <w:szCs w:val="20"/>
               </w:rPr>
               <w:t xml:space="preserve"> cups</w:t>
@@ -2812,25 +2816,25 @@
                 <w:rFonts w:ascii="Avenir Next" w:hAnsi="Avenir Next" w:cs="Avenir Next" w:eastAsia="Avenir Next"/>
                 <w:b/>
                 <w:color w:val="003A70"/>
+                <w:sz w:val="22"/>
+                <w:szCs w:val="20"/>
+              </w:rPr>
+              <w:t xml:space="preserve">c.</w:t>
+            </w:r>
+            <w:r>
+              <w:rPr>
+                <w:rFonts w:ascii="Avenir Next" w:hAnsi="Avenir Next" w:cs="Avenir Next" w:eastAsia="Avenir Next"/>
+                <w:color w:val="1A1A1A"/>
                 <w:sz w:val="20"/>
                 <w:szCs w:val="20"/>
               </w:rPr>
-              <w:t xml:space="preserve">c.</w:t>
-            </w:r>
-            <w:r>
-              <w:rPr>
-                <w:rFonts w:ascii="Avenir Next" w:hAnsi="Avenir Next" w:cs="Avenir Next" w:eastAsia="Avenir Next"/>
-                <w:color w:val="1A1A1A"/>
-                <w:sz w:val="20"/>
-                <w:szCs w:val="20"/>
-              </w:rPr>
               <w:tab/>
             </w:r>
             <w:r>
               <w:rPr>
                 <w:rFonts w:ascii="Avenir Next" w:hAnsi="Avenir Next" w:cs="Avenir Next" w:eastAsia="Avenir Next"/>
                 <w:color w:val="1A1A1A"/>
-                <w:sz w:val="20"/>
+                <w:sz w:val="22"/>
                 <w:szCs w:val="20"/>
               </w:rPr>
               <w:t xml:space="preserve">Why can’t you scale 15 : 6 by a whole number to reach 14 smoothies?</w:t>
@@ -2860,11 +2864,12 @@
     </w:tbl>
     <w:p>
       <w:pPr>
-        <w:spacing w:before="0" w:after="0" w:line="20" w:lineRule="exact"/>
+        <w:spacing w:before="0" w:after="0" w:line="50" w:lineRule="exact"/>
       </w:pPr>
     </w:p>
     <w:p>
       <w:pPr>
+        <w:pStyle w:val="Heading2"/>
         <w:keepNext/>
         <w:pBdr>
           <w:bottom w:val="single" w:sz="8" w:space="3" w:color="003A70"/>
@@ -2880,7 +2885,7 @@
           <w:b/>
           <w:color w:val="003A70"/>
           <w:spacing w:val="14"/>
-          <w:sz w:val="19"/>
+          <w:sz w:val="22"/>
           <w:szCs w:val="19"/>
         </w:rPr>
         <w:t xml:space="preserve">FIND THE ERROR</w:t>
@@ -2899,7 +2904,7 @@
           <w:rFonts w:ascii="Avenir Next" w:hAnsi="Avenir Next" w:cs="Avenir Next" w:eastAsia="Avenir Next"/>
           <w:i/>
           <w:color w:val="5A5F66"/>
-          <w:sz w:val="17"/>
+          <w:sz w:val="22"/>
           <w:szCs w:val="17"/>
         </w:rPr>
         <w:t xml:space="preserve">explain the mistake, then fix it</w:t>
@@ -2907,7 +2912,7 @@
     </w:p>
     <w:p>
       <w:pPr>
-        <w:spacing w:before="0" w:after="0" w:line="20" w:lineRule="exact"/>
+        <w:spacing w:before="0" w:after="0" w:line="50" w:lineRule="exact"/>
       </w:pPr>
     </w:p>
     <w:tbl>
@@ -2957,18 +2962,18 @@
                 <w:rFonts w:ascii="Avenir Next" w:hAnsi="Avenir Next" w:cs="Avenir Next" w:eastAsia="Avenir Next"/>
                 <w:b/>
                 <w:color w:val="1A1A1A"/>
+                <w:sz w:val="22"/>
+                <w:szCs w:val="20"/>
+              </w:rPr>
+              <w:t xml:space="preserve">9.</w:t>
+            </w:r>
+            <w:r>
+              <w:rPr>
+                <w:rFonts w:ascii="Avenir Next" w:hAnsi="Avenir Next" w:cs="Avenir Next" w:eastAsia="Avenir Next"/>
+                <w:color w:val="1A1A1A"/>
                 <w:sz w:val="20"/>
                 <w:szCs w:val="20"/>
               </w:rPr>
-              <w:t xml:space="preserve">9.</w:t>
-            </w:r>
-            <w:r>
-              <w:rPr>
-                <w:rFonts w:ascii="Avenir Next" w:hAnsi="Avenir Next" w:cs="Avenir Next" w:eastAsia="Avenir Next"/>
-                <w:color w:val="1A1A1A"/>
-                <w:sz w:val="20"/>
-                <w:szCs w:val="20"/>
-              </w:rPr>
               <w:tab/>
             </w:r>
             <w:r>
@@ -2976,7 +2981,7 @@
                 <w:rFonts w:ascii="Avenir Next" w:hAnsi="Avenir Next" w:cs="Avenir Next" w:eastAsia="Avenir Next"/>
                 <w:b/>
                 <w:color w:val="1A1A1A"/>
-                <w:sz w:val="20"/>
+                <w:sz w:val="22"/>
                 <w:szCs w:val="20"/>
               </w:rPr>
               <w:t xml:space="preserve">Maya’s Work.  </w:t>
@@ -2985,7 +2990,7 @@
               <w:rPr>
                 <w:rFonts w:ascii="Avenir Next" w:hAnsi="Avenir Next" w:cs="Avenir Next" w:eastAsia="Avenir Next"/>
                 <w:color w:val="1A1A1A"/>
-                <w:sz w:val="20"/>
+                <w:sz w:val="22"/>
                 <w:szCs w:val="20"/>
               </w:rPr>
               <w:t xml:space="preserve">A recipe uses 8 cups of red to 12 cups of white. To get 10 cups of red, Maya added 2 to both terms: 10 : 14. Explain her mistake and find the correct amount of white.</w:t>
@@ -3031,7 +3036,7 @@
                 </w:tcPr>
                 <w:p>
                   <w:pPr>
-                    <w:spacing w:before="0" w:after="0" w:line="240" w:lineRule="auto"/>
+                    <w:spacing w:before="0" w:after="0" w:line="50" w:lineRule="exact"/>
                   </w:pPr>
                 </w:p>
               </w:tc>
@@ -3051,7 +3056,7 @@
                 </w:tcPr>
                 <w:p>
                   <w:pPr>
-                    <w:spacing w:before="0" w:after="0" w:line="240" w:lineRule="auto"/>
+                    <w:spacing w:before="0" w:after="0" w:line="50" w:lineRule="exact"/>
                   </w:pPr>
                 </w:p>
               </w:tc>
@@ -3071,7 +3076,7 @@
                 </w:tcPr>
                 <w:p>
                   <w:pPr>
-                    <w:spacing w:before="0" w:after="0" w:line="240" w:lineRule="auto"/>
+                    <w:spacing w:before="0" w:after="0" w:line="50" w:lineRule="exact"/>
                   </w:pPr>
                 </w:p>
               </w:tc>
@@ -3079,7 +3084,7 @@
           </w:tbl>
           <w:p>
             <w:pPr>
-              <w:spacing w:before="0" w:after="0" w:line="24" w:lineRule="auto"/>
+              <w:spacing w:before="0" w:after="0" w:line="50" w:lineRule="exact"/>
             </w:pPr>
           </w:p>
         </w:tc>
@@ -3087,11 +3092,12 @@
     </w:tbl>
     <w:p>
       <w:pPr>
-        <w:spacing w:before="0" w:after="0" w:line="20" w:lineRule="exact"/>
+        <w:spacing w:before="0" w:after="0" w:line="50" w:lineRule="exact"/>
       </w:pPr>
     </w:p>
     <w:p>
       <w:pPr>
+        <w:pStyle w:val="Heading2"/>
         <w:keepNext/>
         <w:pBdr>
           <w:bottom w:val="single" w:sz="8" w:space="3" w:color="003A70"/>
@@ -3107,7 +3113,7 @@
           <w:b/>
           <w:color w:val="003A70"/>
           <w:spacing w:val="14"/>
-          <w:sz w:val="19"/>
+          <w:sz w:val="22"/>
           <w:szCs w:val="19"/>
         </w:rPr>
         <w:t xml:space="preserve">TEST PRACTICE</w:t>
@@ -3126,7 +3132,7 @@
           <w:rFonts w:ascii="Avenir Next" w:hAnsi="Avenir Next" w:cs="Avenir Next" w:eastAsia="Avenir Next"/>
           <w:i/>
           <w:color w:val="5A5F66"/>
-          <w:sz w:val="17"/>
+          <w:sz w:val="22"/>
           <w:szCs w:val="17"/>
         </w:rPr>
         <w:t xml:space="preserve">choose the best answer</w:t>
@@ -3134,7 +3140,7 @@
     </w:p>
     <w:p>
       <w:pPr>
-        <w:spacing w:before="0" w:after="0" w:line="20" w:lineRule="exact"/>
+        <w:spacing w:before="0" w:after="0" w:line="50" w:lineRule="exact"/>
       </w:pPr>
     </w:p>
     <w:tbl>
@@ -3184,25 +3190,25 @@
                 <w:rFonts w:ascii="Avenir Next" w:hAnsi="Avenir Next" w:cs="Avenir Next" w:eastAsia="Avenir Next"/>
                 <w:b/>
                 <w:color w:val="1A1A1A"/>
+                <w:sz w:val="22"/>
+                <w:szCs w:val="20"/>
+              </w:rPr>
+              <w:t xml:space="preserve">10.</w:t>
+            </w:r>
+            <w:r>
+              <w:rPr>
+                <w:rFonts w:ascii="Avenir Next" w:hAnsi="Avenir Next" w:cs="Avenir Next" w:eastAsia="Avenir Next"/>
+                <w:color w:val="1A1A1A"/>
                 <w:sz w:val="20"/>
                 <w:szCs w:val="20"/>
               </w:rPr>
-              <w:t xml:space="preserve">10.</w:t>
-            </w:r>
-            <w:r>
-              <w:rPr>
-                <w:rFonts w:ascii="Avenir Next" w:hAnsi="Avenir Next" w:cs="Avenir Next" w:eastAsia="Avenir Next"/>
-                <w:color w:val="1A1A1A"/>
-                <w:sz w:val="20"/>
-                <w:szCs w:val="20"/>
-              </w:rPr>
               <w:tab/>
             </w:r>
             <w:r>
               <w:rPr>
                 <w:rFonts w:ascii="Avenir Next" w:hAnsi="Avenir Next" w:cs="Avenir Next" w:eastAsia="Avenir Next"/>
                 <w:color w:val="1A1A1A"/>
-                <w:sz w:val="20"/>
+                <w:sz w:val="22"/>
                 <w:szCs w:val="20"/>
               </w:rPr>
               <w:t xml:space="preserve">For the ratio 4 : 18, the amount that goes with 1 is —</w:t>
@@ -3258,7 +3264,7 @@
                       <w:rFonts w:ascii="Avenir Next" w:hAnsi="Avenir Next" w:cs="Avenir Next" w:eastAsia="Avenir Next"/>
                       <w:b/>
                       <w:color w:val="003A70"/>
-                      <w:sz w:val="19"/>
+                      <w:sz w:val="22"/>
                       <w:szCs w:val="19"/>
                     </w:rPr>
                     <w:t xml:space="preserve">A</w:t>
@@ -3276,7 +3282,7 @@
                     <w:rPr>
                       <w:rFonts w:ascii="Avenir Next" w:hAnsi="Avenir Next" w:cs="Avenir Next" w:eastAsia="Avenir Next"/>
                       <w:color w:val="1A1A1A"/>
-                      <w:sz w:val="19"/>
+                      <w:sz w:val="22"/>
                       <w:szCs w:val="19"/>
                     </w:rPr>
                     <w:t xml:space="preserve">4</w:t>
@@ -3301,7 +3307,7 @@
                       <w:rFonts w:ascii="Avenir Next" w:hAnsi="Avenir Next" w:cs="Avenir Next" w:eastAsia="Avenir Next"/>
                       <w:b/>
                       <w:color w:val="003A70"/>
-                      <w:sz w:val="19"/>
+                      <w:sz w:val="22"/>
                       <w:szCs w:val="19"/>
                     </w:rPr>
                     <w:t xml:space="preserve">B</w:t>
@@ -3319,7 +3325,7 @@
                     <w:rPr>
                       <w:rFonts w:ascii="Avenir Next" w:hAnsi="Avenir Next" w:cs="Avenir Next" w:eastAsia="Avenir Next"/>
                       <w:color w:val="1A1A1A"/>
-                      <w:sz w:val="19"/>
+                      <w:sz w:val="22"/>
                       <w:szCs w:val="19"/>
                     </w:rPr>
                     <w:t xml:space="preserve">4.5</w:t>
@@ -3344,7 +3350,7 @@
                       <w:rFonts w:ascii="Avenir Next" w:hAnsi="Avenir Next" w:cs="Avenir Next" w:eastAsia="Avenir Next"/>
                       <w:b/>
                       <w:color w:val="003A70"/>
-                      <w:sz w:val="19"/>
+                      <w:sz w:val="22"/>
                       <w:szCs w:val="19"/>
                     </w:rPr>
                     <w:t xml:space="preserve">C</w:t>
@@ -3362,7 +3368,7 @@
                     <w:rPr>
                       <w:rFonts w:ascii="Avenir Next" w:hAnsi="Avenir Next" w:cs="Avenir Next" w:eastAsia="Avenir Next"/>
                       <w:color w:val="1A1A1A"/>
-                      <w:sz w:val="19"/>
+                      <w:sz w:val="22"/>
                       <w:szCs w:val="19"/>
                     </w:rPr>
                     <w:t xml:space="preserve">14</w:t>
@@ -3387,7 +3393,7 @@
                       <w:rFonts w:ascii="Avenir Next" w:hAnsi="Avenir Next" w:cs="Avenir Next" w:eastAsia="Avenir Next"/>
                       <w:b/>
                       <w:color w:val="003A70"/>
-                      <w:sz w:val="19"/>
+                      <w:sz w:val="22"/>
                       <w:szCs w:val="19"/>
                     </w:rPr>
                     <w:t xml:space="preserve">D</w:t>
@@ -3405,7 +3411,7 @@
                     <w:rPr>
                       <w:rFonts w:ascii="Avenir Next" w:hAnsi="Avenir Next" w:cs="Avenir Next" w:eastAsia="Avenir Next"/>
                       <w:color w:val="1A1A1A"/>
-                      <w:sz w:val="19"/>
+                      <w:sz w:val="22"/>
                       <w:szCs w:val="19"/>
                     </w:rPr>
                     <w:t xml:space="preserve">22</w:t>
@@ -3416,7 +3422,7 @@
           </w:tbl>
           <w:p>
             <w:pPr>
-              <w:spacing w:before="0" w:after="0" w:line="24" w:lineRule="auto"/>
+              <w:spacing w:before="0" w:after="0" w:line="50" w:lineRule="exact"/>
             </w:pPr>
           </w:p>
         </w:tc>
@@ -3424,12 +3430,12 @@
     </w:tbl>
     <w:p>
       <w:pPr>
-        <w:spacing w:before="0" w:after="0" w:line="20" w:lineRule="exact"/>
+        <w:spacing w:before="0" w:after="0" w:line="50" w:lineRule="exact"/>
       </w:pPr>
     </w:p>
     <w:p>
       <w:pPr>
-        <w:spacing w:before="0" w:after="0" w:line="20" w:lineRule="exact"/>
+        <w:spacing w:before="0" w:after="0" w:line="50" w:lineRule="exact"/>
       </w:pPr>
     </w:p>
     <w:tbl>
@@ -3479,25 +3485,25 @@
                 <w:rFonts w:ascii="Avenir Next" w:hAnsi="Avenir Next" w:cs="Avenir Next" w:eastAsia="Avenir Next"/>
                 <w:b/>
                 <w:color w:val="1A1A1A"/>
+                <w:sz w:val="22"/>
+                <w:szCs w:val="20"/>
+              </w:rPr>
+              <w:t xml:space="preserve">11.</w:t>
+            </w:r>
+            <w:r>
+              <w:rPr>
+                <w:rFonts w:ascii="Avenir Next" w:hAnsi="Avenir Next" w:cs="Avenir Next" w:eastAsia="Avenir Next"/>
+                <w:color w:val="1A1A1A"/>
                 <w:sz w:val="20"/>
                 <w:szCs w:val="20"/>
               </w:rPr>
-              <w:t xml:space="preserve">11.</w:t>
-            </w:r>
-            <w:r>
-              <w:rPr>
-                <w:rFonts w:ascii="Avenir Next" w:hAnsi="Avenir Next" w:cs="Avenir Next" w:eastAsia="Avenir Next"/>
-                <w:color w:val="1A1A1A"/>
-                <w:sz w:val="20"/>
-                <w:szCs w:val="20"/>
-              </w:rPr>
               <w:tab/>
             </w:r>
             <w:r>
               <w:rPr>
                 <w:rFonts w:ascii="Avenir Next" w:hAnsi="Avenir Next" w:cs="Avenir Next" w:eastAsia="Avenir Next"/>
                 <w:color w:val="1A1A1A"/>
-                <w:sz w:val="20"/>
+                <w:sz w:val="22"/>
                 <w:szCs w:val="20"/>
               </w:rPr>
               <w:t xml:space="preserve">The ratio of the first amount to the second is 6 : 15. If the first amount is 10, the second amount is —</w:t>
@@ -3553,7 +3559,7 @@
                       <w:rFonts w:ascii="Avenir Next" w:hAnsi="Avenir Next" w:cs="Avenir Next" w:eastAsia="Avenir Next"/>
                       <w:b/>
                       <w:color w:val="003A70"/>
-                      <w:sz w:val="19"/>
+                      <w:sz w:val="22"/>
                       <w:szCs w:val="19"/>
                     </w:rPr>
                     <w:t xml:space="preserve">A</w:t>
@@ -3571,7 +3577,7 @@
                     <w:rPr>
                       <w:rFonts w:ascii="Avenir Next" w:hAnsi="Avenir Next" w:cs="Avenir Next" w:eastAsia="Avenir Next"/>
                       <w:color w:val="1A1A1A"/>
-                      <w:sz w:val="19"/>
+                      <w:sz w:val="22"/>
                       <w:szCs w:val="19"/>
                     </w:rPr>
                     <w:t xml:space="preserve">19</w:t>
@@ -3596,7 +3602,7 @@
                       <w:rFonts w:ascii="Avenir Next" w:hAnsi="Avenir Next" w:cs="Avenir Next" w:eastAsia="Avenir Next"/>
                       <w:b/>
                       <w:color w:val="003A70"/>
-                      <w:sz w:val="19"/>
+                      <w:sz w:val="22"/>
                       <w:szCs w:val="19"/>
                     </w:rPr>
                     <w:t xml:space="preserve">B</w:t>
@@ -3614,7 +3620,7 @@
                     <w:rPr>
                       <w:rFonts w:ascii="Avenir Next" w:hAnsi="Avenir Next" w:cs="Avenir Next" w:eastAsia="Avenir Next"/>
                       <w:color w:val="1A1A1A"/>
-                      <w:sz w:val="19"/>
+                      <w:sz w:val="22"/>
                       <w:szCs w:val="19"/>
                     </w:rPr>
                     <w:t xml:space="preserve">20</w:t>
@@ -3639,7 +3645,7 @@
                       <w:rFonts w:ascii="Avenir Next" w:hAnsi="Avenir Next" w:cs="Avenir Next" w:eastAsia="Avenir Next"/>
                       <w:b/>
                       <w:color w:val="003A70"/>
-                      <w:sz w:val="19"/>
+                      <w:sz w:val="22"/>
                       <w:szCs w:val="19"/>
                     </w:rPr>
                     <w:t xml:space="preserve">C</w:t>
@@ -3657,7 +3663,7 @@
                     <w:rPr>
                       <w:rFonts w:ascii="Avenir Next" w:hAnsi="Avenir Next" w:cs="Avenir Next" w:eastAsia="Avenir Next"/>
                       <w:color w:val="1A1A1A"/>
-                      <w:sz w:val="19"/>
+                      <w:sz w:val="22"/>
                       <w:szCs w:val="19"/>
                     </w:rPr>
                     <w:t xml:space="preserve">25</w:t>
@@ -3682,7 +3688,7 @@
                       <w:rFonts w:ascii="Avenir Next" w:hAnsi="Avenir Next" w:cs="Avenir Next" w:eastAsia="Avenir Next"/>
                       <w:b/>
                       <w:color w:val="003A70"/>
-                      <w:sz w:val="19"/>
+                      <w:sz w:val="22"/>
                       <w:szCs w:val="19"/>
                     </w:rPr>
                     <w:t xml:space="preserve">D</w:t>
@@ -3700,7 +3706,7 @@
                     <w:rPr>
                       <w:rFonts w:ascii="Avenir Next" w:hAnsi="Avenir Next" w:cs="Avenir Next" w:eastAsia="Avenir Next"/>
                       <w:color w:val="1A1A1A"/>
-                      <w:sz w:val="19"/>
+                      <w:sz w:val="22"/>
                       <w:szCs w:val="19"/>
                     </w:rPr>
                     <w:t xml:space="preserve">150</w:t>
@@ -3711,7 +3717,7 @@
           </w:tbl>
           <w:p>
             <w:pPr>
-              <w:spacing w:before="0" w:after="0" w:line="24" w:lineRule="auto"/>
+              <w:spacing w:before="0" w:after="0" w:line="50" w:lineRule="exact"/>
             </w:pPr>
           </w:p>
         </w:tc>
@@ -3719,11 +3725,12 @@
     </w:tbl>
     <w:p>
       <w:pPr>
-        <w:spacing w:before="0" w:after="0" w:line="20" w:lineRule="exact"/>
+        <w:spacing w:before="0" w:after="0" w:line="50" w:lineRule="exact"/>
       </w:pPr>
     </w:p>
     <w:p>
       <w:pPr>
+        <w:pStyle w:val="Heading2"/>
         <w:keepNext/>
         <w:pBdr>
           <w:bottom w:val="single" w:sz="8" w:space="3" w:color="003A70"/>
@@ -3739,7 +3746,7 @@
           <w:b/>
           <w:color w:val="003A70"/>
           <w:spacing w:val="14"/>
-          <w:sz w:val="19"/>
+          <w:sz w:val="22"/>
           <w:szCs w:val="19"/>
         </w:rPr>
         <w:t xml:space="preserve">SELF-CHECK CODE</w:t>
@@ -3758,7 +3765,7 @@
           <w:rFonts w:ascii="Avenir Next" w:hAnsi="Avenir Next" w:cs="Avenir Next" w:eastAsia="Avenir Next"/>
           <w:i/>
           <w:color w:val="5A5F66"/>
-          <w:sz w:val="17"/>
+          <w:sz w:val="22"/>
           <w:szCs w:val="17"/>
         </w:rPr>
         <w:t xml:space="preserve">find your answer · copy its letter into that problem’s box · spell a math word</w:t>
@@ -3817,7 +3824,7 @@
                 <w:rFonts w:ascii="Avenir Next" w:hAnsi="Avenir Next" w:cs="Avenir Next" w:eastAsia="Avenir Next"/>
                 <w:b/>
                 <w:color w:val="1A1A1A"/>
-                <w:sz w:val="18"/>
+                <w:sz w:val="22"/>
                 <w:szCs w:val="18"/>
               </w:rPr>
               <w:t xml:space="preserve">20</w:t>
@@ -3833,7 +3840,7 @@
                 <w:rFonts w:ascii="Avenir Next" w:hAnsi="Avenir Next" w:cs="Avenir Next" w:eastAsia="Avenir Next"/>
                 <w:b/>
                 <w:color w:val="003A70"/>
-                <w:sz w:val="18"/>
+                <w:sz w:val="22"/>
                 <w:szCs w:val="18"/>
               </w:rPr>
               <w:t xml:space="preserve">C</w:t>
@@ -3856,7 +3863,7 @@
                 <w:rFonts w:ascii="Avenir Next" w:hAnsi="Avenir Next" w:cs="Avenir Next" w:eastAsia="Avenir Next"/>
                 <w:b/>
                 <w:color w:val="1A1A1A"/>
-                <w:sz w:val="18"/>
+                <w:sz w:val="22"/>
                 <w:szCs w:val="18"/>
               </w:rPr>
               <w:t xml:space="preserve">3.75</w:t>
@@ -3872,7 +3879,7 @@
                 <w:rFonts w:ascii="Avenir Next" w:hAnsi="Avenir Next" w:cs="Avenir Next" w:eastAsia="Avenir Next"/>
                 <w:b/>
                 <w:color w:val="003A70"/>
-                <w:sz w:val="18"/>
+                <w:sz w:val="22"/>
                 <w:szCs w:val="18"/>
               </w:rPr>
               <w:t xml:space="preserve">I</w:t>
@@ -3895,7 +3902,7 @@
                 <w:rFonts w:ascii="Avenir Next" w:hAnsi="Avenir Next" w:cs="Avenir Next" w:eastAsia="Avenir Next"/>
                 <w:b/>
                 <w:color w:val="1A1A1A"/>
-                <w:sz w:val="18"/>
+                <w:sz w:val="22"/>
                 <w:szCs w:val="18"/>
               </w:rPr>
               <w:t xml:space="preserve">30</w:t>
@@ -3911,7 +3918,7 @@
                 <w:rFonts w:ascii="Avenir Next" w:hAnsi="Avenir Next" w:cs="Avenir Next" w:eastAsia="Avenir Next"/>
                 <w:b/>
                 <w:color w:val="003A70"/>
-                <w:sz w:val="18"/>
+                <w:sz w:val="22"/>
                 <w:szCs w:val="18"/>
               </w:rPr>
               <w:t xml:space="preserve">S</w:t>
@@ -3934,7 +3941,7 @@
                 <w:rFonts w:ascii="Avenir Next" w:hAnsi="Avenir Next" w:cs="Avenir Next" w:eastAsia="Avenir Next"/>
                 <w:b/>
                 <w:color w:val="1A1A1A"/>
-                <w:sz w:val="18"/>
+                <w:sz w:val="22"/>
                 <w:szCs w:val="18"/>
               </w:rPr>
               <w:t xml:space="preserve">21</w:t>
@@ -3950,7 +3957,7 @@
                 <w:rFonts w:ascii="Avenir Next" w:hAnsi="Avenir Next" w:cs="Avenir Next" w:eastAsia="Avenir Next"/>
                 <w:b/>
                 <w:color w:val="003A70"/>
-                <w:sz w:val="18"/>
+                <w:sz w:val="22"/>
                 <w:szCs w:val="18"/>
               </w:rPr>
               <w:t xml:space="preserve">Q</w:t>
@@ -3973,7 +3980,7 @@
                 <w:rFonts w:ascii="Avenir Next" w:hAnsi="Avenir Next" w:cs="Avenir Next" w:eastAsia="Avenir Next"/>
                 <w:b/>
                 <w:color w:val="1A1A1A"/>
-                <w:sz w:val="18"/>
+                <w:sz w:val="22"/>
                 <w:szCs w:val="18"/>
               </w:rPr>
               <w:t xml:space="preserve">22</w:t>
@@ -3989,7 +3996,7 @@
                 <w:rFonts w:ascii="Avenir Next" w:hAnsi="Avenir Next" w:cs="Avenir Next" w:eastAsia="Avenir Next"/>
                 <w:b/>
                 <w:color w:val="003A70"/>
-                <w:sz w:val="18"/>
+                <w:sz w:val="22"/>
                 <w:szCs w:val="18"/>
               </w:rPr>
               <w:t xml:space="preserve">Z</w:t>
@@ -4012,7 +4019,7 @@
                 <w:rFonts w:ascii="Avenir Next" w:hAnsi="Avenir Next" w:cs="Avenir Next" w:eastAsia="Avenir Next"/>
                 <w:b/>
                 <w:color w:val="1A1A1A"/>
-                <w:sz w:val="18"/>
+                <w:sz w:val="22"/>
                 <w:szCs w:val="18"/>
               </w:rPr>
               <w:t xml:space="preserve">24</w:t>
@@ -4028,7 +4035,7 @@
                 <w:rFonts w:ascii="Avenir Next" w:hAnsi="Avenir Next" w:cs="Avenir Next" w:eastAsia="Avenir Next"/>
                 <w:b/>
                 <w:color w:val="003A70"/>
-                <w:sz w:val="18"/>
+                <w:sz w:val="22"/>
                 <w:szCs w:val="18"/>
               </w:rPr>
               <w:t xml:space="preserve">A</w:t>
@@ -4051,7 +4058,7 @@
                 <w:rFonts w:ascii="Avenir Next" w:hAnsi="Avenir Next" w:cs="Avenir Next" w:eastAsia="Avenir Next"/>
                 <w:b/>
                 <w:color w:val="1A1A1A"/>
-                <w:sz w:val="18"/>
+                <w:sz w:val="22"/>
                 <w:szCs w:val="18"/>
               </w:rPr>
               <w:t xml:space="preserve">37.5</w:t>
@@ -4067,7 +4074,7 @@
                 <w:rFonts w:ascii="Avenir Next" w:hAnsi="Avenir Next" w:cs="Avenir Next" w:eastAsia="Avenir Next"/>
                 <w:b/>
                 <w:color w:val="003A70"/>
-                <w:sz w:val="18"/>
+                <w:sz w:val="22"/>
                 <w:szCs w:val="18"/>
               </w:rPr>
               <w:t xml:space="preserve">N</w:t>
@@ -4090,7 +4097,7 @@
                 <w:rFonts w:ascii="Avenir Next" w:hAnsi="Avenir Next" w:cs="Avenir Next" w:eastAsia="Avenir Next"/>
                 <w:b/>
                 <w:color w:val="1A1A1A"/>
-                <w:sz w:val="18"/>
+                <w:sz w:val="22"/>
                 <w:szCs w:val="18"/>
               </w:rPr>
               <w:t xml:space="preserve">27</w:t>
@@ -4106,7 +4113,7 @@
                 <w:rFonts w:ascii="Avenir Next" w:hAnsi="Avenir Next" w:cs="Avenir Next" w:eastAsia="Avenir Next"/>
                 <w:b/>
                 <w:color w:val="003A70"/>
-                <w:sz w:val="18"/>
+                <w:sz w:val="22"/>
                 <w:szCs w:val="18"/>
               </w:rPr>
               <w:t xml:space="preserve">L</w:t>
@@ -4129,7 +4136,7 @@
                 <w:rFonts w:ascii="Avenir Next" w:hAnsi="Avenir Next" w:cs="Avenir Next" w:eastAsia="Avenir Next"/>
                 <w:b/>
                 <w:color w:val="1A1A1A"/>
-                <w:sz w:val="18"/>
+                <w:sz w:val="22"/>
                 <w:szCs w:val="18"/>
               </w:rPr>
               <w:t xml:space="preserve">35</w:t>
@@ -4145,7 +4152,7 @@
                 <w:rFonts w:ascii="Avenir Next" w:hAnsi="Avenir Next" w:cs="Avenir Next" w:eastAsia="Avenir Next"/>
                 <w:b/>
                 <w:color w:val="003A70"/>
-                <w:sz w:val="18"/>
+                <w:sz w:val="22"/>
                 <w:szCs w:val="18"/>
               </w:rPr>
               <w:t xml:space="preserve">G</w:t>
@@ -4168,7 +4175,7 @@
                 <w:rFonts w:ascii="Avenir Next" w:hAnsi="Avenir Next" w:cs="Avenir Next" w:eastAsia="Avenir Next"/>
                 <w:b/>
                 <w:color w:val="1A1A1A"/>
-                <w:sz w:val="18"/>
+                <w:sz w:val="22"/>
                 <w:szCs w:val="18"/>
               </w:rPr>
               <w:t xml:space="preserve">60</w:t>
@@ -4184,7 +4191,7 @@
                 <w:rFonts w:ascii="Avenir Next" w:hAnsi="Avenir Next" w:cs="Avenir Next" w:eastAsia="Avenir Next"/>
                 <w:b/>
                 <w:color w:val="003A70"/>
-                <w:sz w:val="18"/>
+                <w:sz w:val="22"/>
                 <w:szCs w:val="18"/>
               </w:rPr>
               <w:t xml:space="preserve">X</w:t>
@@ -4195,7 +4202,7 @@
     </w:tbl>
     <w:p>
       <w:pPr>
-        <w:spacing w:before="0" w:after="0" w:line="60" w:lineRule="auto"/>
+        <w:spacing w:before="0" w:after="0" w:line="50" w:lineRule="exact"/>
       </w:pPr>
     </w:p>
     <w:tbl>
@@ -4384,7 +4391,7 @@
     </w:tbl>
     <w:p>
       <w:pPr>
-        <w:spacing w:before="0" w:after="0" w:line="40" w:lineRule="auto"/>
+        <w:spacing w:before="0" w:after="0" w:line="50" w:lineRule="exact"/>
       </w:pPr>
     </w:p>
     <w:tbl>
@@ -4426,6 +4433,7 @@
           </w:tcPr>
           <w:p>
             <w:pPr>
+              <w:pStyle w:val="Heading2"/>
               <w:spacing w:before="0" w:after="0" w:line="240" w:lineRule="auto"/>
             </w:pPr>
             <w:r>
@@ -4463,7 +4471,7 @@
               <w:rPr>
                 <w:rFonts w:ascii="Avenir Next" w:hAnsi="Avenir Next" w:cs="Avenir Next" w:eastAsia="Avenir Next"/>
                 <w:color w:val="1A1A1A"/>
-                <w:sz w:val="17"/>
+                <w:sz w:val="22"/>
                 <w:szCs w:val="17"/>
               </w:rPr>
               <w:t xml:space="preserve">  I can do this on my own</w:t>
@@ -4492,7 +4500,7 @@
               <w:rPr>
                 <w:rFonts w:ascii="Avenir Next" w:hAnsi="Avenir Next" w:cs="Avenir Next" w:eastAsia="Avenir Next"/>
                 <w:color w:val="1A1A1A"/>
-                <w:sz w:val="17"/>
+                <w:sz w:val="22"/>
                 <w:szCs w:val="17"/>
               </w:rPr>
               <w:t xml:space="preserve">  I need a little help</w:t>
@@ -4521,7 +4529,7 @@
               <w:rPr>
                 <w:rFonts w:ascii="Avenir Next" w:hAnsi="Avenir Next" w:cs="Avenir Next" w:eastAsia="Avenir Next"/>
                 <w:color w:val="1A1A1A"/>
-                <w:sz w:val="17"/>
+                <w:sz w:val="22"/>
                 <w:szCs w:val="17"/>
               </w:rPr>
               <w:t xml:space="preserve">  I have a question about #</w:t>
@@ -4542,7 +4550,7 @@
     </w:tbl>
     <w:p>
       <w:pPr>
-        <w:spacing w:before="0" w:after="0" w:line="20" w:lineRule="exact"/>
+        <w:spacing w:before="0" w:after="0" w:line="50" w:lineRule="exact"/>
       </w:pPr>
     </w:p>
     <w:sectPr>
@@ -4628,7 +4636,106 @@
               <w:sz w:val="15"/>
               <w:szCs w:val="15"/>
             </w:rPr>
-            <w:t xml:space="preserve">Lesson 3-3  ·  Session 2  ·  Practice Form B</w:t>
+            <w:t xml:space="preserve">3-3 · Page </w:t>
+          </w:r>
+          <w:r>
+            <w:rPr>
+              <w:rFonts w:ascii="Avenir Next" w:hAnsi="Avenir Next" w:cs="Avenir Next" w:eastAsia="Avenir Next"/>
+              <w:color w:val="5A5F66"/>
+              <w:sz w:val="15"/>
+              <w:szCs w:val="15"/>
+            </w:rPr>
+            <w:fldChar w:fldCharType="begin"/>
+          </w:r>
+          <w:r>
+            <w:rPr>
+              <w:rFonts w:ascii="Avenir Next" w:hAnsi="Avenir Next" w:cs="Avenir Next" w:eastAsia="Avenir Next"/>
+              <w:color w:val="5A5F66"/>
+              <w:sz w:val="15"/>
+              <w:szCs w:val="15"/>
+            </w:rPr>
+            <w:instrText xml:space="preserve"> PAGE </w:instrText>
+          </w:r>
+          <w:r>
+            <w:rPr>
+              <w:rFonts w:ascii="Avenir Next" w:hAnsi="Avenir Next" w:cs="Avenir Next" w:eastAsia="Avenir Next"/>
+              <w:color w:val="5A5F66"/>
+              <w:sz w:val="15"/>
+              <w:szCs w:val="15"/>
+            </w:rPr>
+            <w:fldChar w:fldCharType="separate"/>
+          </w:r>
+          <w:r>
+            <w:rPr>
+              <w:rFonts w:ascii="Avenir Next" w:hAnsi="Avenir Next" w:cs="Avenir Next" w:eastAsia="Avenir Next"/>
+              <w:color w:val="5A5F66"/>
+              <w:sz w:val="15"/>
+              <w:szCs w:val="15"/>
+            </w:rPr>
+            <w:t xml:space="preserve">1</w:t>
+          </w:r>
+          <w:r>
+            <w:rPr>
+              <w:rFonts w:ascii="Avenir Next" w:hAnsi="Avenir Next" w:cs="Avenir Next" w:eastAsia="Avenir Next"/>
+              <w:color w:val="5A5F66"/>
+              <w:sz w:val="15"/>
+              <w:szCs w:val="15"/>
+            </w:rPr>
+            <w:fldChar w:fldCharType="end"/>
+          </w:r>
+          <w:r>
+            <w:rPr>
+              <w:rFonts w:ascii="Avenir Next" w:hAnsi="Avenir Next" w:cs="Avenir Next" w:eastAsia="Avenir Next"/>
+              <w:color w:val="5A5F66"/>
+              <w:sz w:val="15"/>
+              <w:szCs w:val="15"/>
+            </w:rPr>
+            <w:t xml:space="preserve"> of </w:t>
+          </w:r>
+          <w:r>
+            <w:rPr>
+              <w:rFonts w:ascii="Avenir Next" w:hAnsi="Avenir Next" w:cs="Avenir Next" w:eastAsia="Avenir Next"/>
+              <w:color w:val="5A5F66"/>
+              <w:sz w:val="15"/>
+              <w:szCs w:val="15"/>
+            </w:rPr>
+            <w:fldChar w:fldCharType="begin"/>
+          </w:r>
+          <w:r>
+            <w:rPr>
+              <w:rFonts w:ascii="Avenir Next" w:hAnsi="Avenir Next" w:cs="Avenir Next" w:eastAsia="Avenir Next"/>
+              <w:color w:val="5A5F66"/>
+              <w:sz w:val="15"/>
+              <w:szCs w:val="15"/>
+            </w:rPr>
+            <w:instrText xml:space="preserve"> NUMPAGES </w:instrText>
+          </w:r>
+          <w:r>
+            <w:rPr>
+              <w:rFonts w:ascii="Avenir Next" w:hAnsi="Avenir Next" w:cs="Avenir Next" w:eastAsia="Avenir Next"/>
+              <w:color w:val="5A5F66"/>
+              <w:sz w:val="15"/>
+              <w:szCs w:val="15"/>
+            </w:rPr>
+            <w:fldChar w:fldCharType="separate"/>
+          </w:r>
+          <w:r>
+            <w:rPr>
+              <w:rFonts w:ascii="Avenir Next" w:hAnsi="Avenir Next" w:cs="Avenir Next" w:eastAsia="Avenir Next"/>
+              <w:color w:val="5A5F66"/>
+              <w:sz w:val="15"/>
+              <w:szCs w:val="15"/>
+            </w:rPr>
+            <w:t xml:space="preserve">1</w:t>
+          </w:r>
+          <w:r>
+            <w:rPr>
+              <w:rFonts w:ascii="Avenir Next" w:hAnsi="Avenir Next" w:cs="Avenir Next" w:eastAsia="Avenir Next"/>
+              <w:color w:val="5A5F66"/>
+              <w:sz w:val="15"/>
+              <w:szCs w:val="15"/>
+            </w:rPr>
+            <w:fldChar w:fldCharType="end"/>
           </w:r>
         </w:p>
       </w:tc>
@@ -4671,5 +4778,23 @@
       </w:tblCellMar>
     </w:tblPr>
   </w:style>
+  <w:style w:type="paragraph" w:styleId="Heading1">
+    <w:name w:val="heading 1"/>
+    <w:basedOn w:val="Normal"/>
+    <w:pPr>
+      <w:outlineLvl w:val="0"/>
+      <w:keepNext w:val="0"/>
+      <w:keepLines w:val="0"/>
+    </w:pPr>
+  </w:style>
+  <w:style w:type="paragraph" w:styleId="Heading2">
+    <w:name w:val="heading 2"/>
+    <w:basedOn w:val="Normal"/>
+    <w:pPr>
+      <w:outlineLvl w:val="1"/>
+      <w:keepNext w:val="0"/>
+      <w:keepLines w:val="0"/>
+    </w:pPr>
+  </w:style>
 </w:styles>
 </file>